--- a/outputs/06_Performance_Objective_Zero.docx
+++ b/outputs/06_Performance_Objective_Zero.docx
@@ -2301,21 +2301,37 @@
           <w:i/>
           <w:iCs/>
         </w:rPr>
-        <w:t xml:space="preserve">Full theoretical grounding and source bibliography: see appendix —</w:t>
+        <w:t xml:space="preserve">Source bibliography is inline above — citations to Dilts (Neurological Levels, 1980s), Dweck (</w:t>
+      </w:r>
+      <w:r>
+        <w:t xml:space="preserve">Mindset</w:t>
       </w:r>
       <w:r>
         <w:rPr>
           <w:i/>
           <w:iCs/>
         </w:rPr>
-        <w:t xml:space="preserve"> </w:t>
+        <w:t xml:space="preserve">, Ballantine Books, 2006), Edmondson (</w:t>
+      </w:r>
+      <w:r>
+        <w:t xml:space="preserve">ASQ</w:t>
       </w:r>
       <w:r>
         <w:rPr>
           <w:i/>
           <w:iCs/>
         </w:rPr>
-        <w:t xml:space="preserve">“Evidence Base for Multi-Level Immersive Instructional Design in Technical Education at the Community College Level.”</w:t>
+        <w:t xml:space="preserve">, 1999), Lave and Wenger (</w:t>
+      </w:r>
+      <w:r>
+        <w:t xml:space="preserve">Situated Learning</w:t>
+      </w:r>
+      <w:r>
+        <w:rPr>
+          <w:i/>
+          <w:iCs/>
+        </w:rPr>
+        <w:t xml:space="preserve">, Cambridge University Press, 1991), and Poole-Dayan et al. (arXiv:2406.17737, 2024) constitute the theoretical grounding for this chapter.</w:t>
       </w:r>
     </w:p>
     <w:bookmarkEnd w:id="28"/>

--- a/outputs/06_Performance_Objective_Zero.docx
+++ b/outputs/06_Performance_Objective_Zero.docx
@@ -1879,7 +1879,7 @@
               <w:pStyle w:val="Compact"/>
             </w:pPr>
             <w:r>
-              <w:t xml:space="preserve">GREY Clearance instructional design onboarding brief</w:t>
+              <w:t xml:space="preserve">GRAY Clearance instructional design onboarding brief</w:t>
             </w:r>
           </w:p>
         </w:tc>
@@ -2223,7 +2223,7 @@
         </w:numPr>
       </w:pPr>
       <w:r>
-        <w:t xml:space="preserve">Cross-disciplinary collaboration framework built on the GREY clearance model (Objective 1).</w:t>
+        <w:t xml:space="preserve">Cross-disciplinary collaboration framework built on the GRAY clearance model (Objective 1).</w:t>
       </w:r>
     </w:p>
     <w:p>

--- a/outputs/06_Performance_Objective_Zero.docx
+++ b/outputs/06_Performance_Objective_Zero.docx
@@ -2563,7 +2563,7 @@
   <w:docDefaults>
     <w:rPrDefault>
       <w:rPr>
-        <w:rFonts w:asciiTheme="minorHAnsi" w:cstheme="minorBidi" w:eastAsiaTheme="minorEastAsia" w:hAnsiTheme="minorHAnsi"/>
+        <w:rFonts w:ascii="Kallisto" w:cs="Kallisto" w:eastAsia="Kallisto" w:hAnsi="Kallisto"/>
         <w:sz w:val="24"/>
         <w:szCs w:val="24"/>
         <w:lang w:bidi="ar-SA" w:eastAsia="zh-CN" w:val="en-US"/>
@@ -2617,7 +2617,7 @@
       <w:jc w:val="center"/>
     </w:pPr>
     <w:rPr>
-      <w:rFonts w:asciiTheme="majorHAnsi" w:cstheme="majorBidi" w:eastAsiaTheme="majorEastAsia" w:hAnsiTheme="majorHAnsi"/>
+      <w:rFonts w:ascii="Magistral" w:cs="Magistral" w:eastAsia="Magistral" w:hAnsi="Magistral"/>
       <w:sz w:val="56"/>
       <w:szCs w:val="56"/>
     </w:rPr>
@@ -2629,7 +2629,7 @@
     <w:uiPriority w:val="10"/>
     <w:rsid w:val="00A10FD9"/>
     <w:rPr>
-      <w:rFonts w:asciiTheme="majorHAnsi" w:cstheme="majorBidi" w:eastAsiaTheme="majorEastAsia" w:hAnsiTheme="majorHAnsi"/>
+      <w:rFonts w:ascii="Magistral" w:cs="Magistral" w:eastAsia="Magistral" w:hAnsi="Magistral"/>
       <w:sz w:val="56"/>
       <w:szCs w:val="56"/>
     </w:rPr>
@@ -2751,8 +2751,8 @@
       <w:outlineLvl w:val="0"/>
     </w:pPr>
     <w:rPr>
-      <w:rFonts w:asciiTheme="majorHAnsi" w:cstheme="majorBidi" w:eastAsiaTheme="majorEastAsia" w:hAnsiTheme="majorHAnsi"/>
-      <w:color w:themeColor="accent1" w:themeShade="BF" w:val="0F4761"/>
+      <w:rFonts w:ascii="Magistral" w:cs="Magistral" w:eastAsia="Magistral" w:hAnsi="Magistral"/>
+      <w:color w:val="1A2332"/>
       <w:sz w:val="40"/>
       <w:szCs w:val="40"/>
     </w:rPr>
@@ -2774,8 +2774,8 @@
       <w:outlineLvl w:val="1"/>
     </w:pPr>
     <w:rPr>
-      <w:rFonts w:asciiTheme="majorHAnsi" w:cstheme="majorBidi" w:eastAsiaTheme="majorEastAsia" w:hAnsiTheme="majorHAnsi"/>
-      <w:color w:themeColor="accent1" w:themeShade="BF" w:val="0F4761"/>
+      <w:rFonts w:ascii="Magistral" w:cs="Magistral" w:eastAsia="Magistral" w:hAnsi="Magistral"/>
+      <w:color w:val="1A2332"/>
       <w:sz w:val="32"/>
       <w:szCs w:val="32"/>
     </w:rPr>
@@ -2798,7 +2798,7 @@
     </w:pPr>
     <w:rPr>
       <w:rFonts w:cstheme="majorBidi" w:eastAsiaTheme="majorEastAsia"/>
-      <w:color w:themeColor="accent1" w:themeShade="BF" w:val="0F4761"/>
+      <w:color w:val="1A2332"/>
       <w:sz w:val="28"/>
       <w:szCs w:val="28"/>
     </w:rPr>
@@ -2823,7 +2823,7 @@
       <w:rFonts w:cstheme="majorBidi" w:eastAsiaTheme="majorEastAsia"/>
       <w:i/>
       <w:iCs/>
-      <w:color w:themeColor="accent1" w:themeShade="BF" w:val="0F4761"/>
+      <w:color w:val="1A2332"/>
     </w:rPr>
   </w:style>
   <w:style w:styleId="Heading5" w:type="paragraph">
@@ -2844,7 +2844,7 @@
     </w:pPr>
     <w:rPr>
       <w:rFonts w:cstheme="majorBidi" w:eastAsiaTheme="majorEastAsia"/>
-      <w:color w:themeColor="accent1" w:themeShade="BF" w:val="0F4761"/>
+      <w:color w:val="1A2332"/>
     </w:rPr>
   </w:style>
   <w:style w:styleId="Heading6" w:type="paragraph">
@@ -2942,8 +2942,8 @@
     <w:uiPriority w:val="9"/>
     <w:rsid w:val="00A10FD9"/>
     <w:rPr>
-      <w:rFonts w:asciiTheme="majorHAnsi" w:cstheme="majorBidi" w:eastAsiaTheme="majorEastAsia" w:hAnsiTheme="majorHAnsi"/>
-      <w:color w:themeColor="accent1" w:themeShade="BF" w:val="0F4761"/>
+      <w:rFonts w:ascii="Magistral" w:cs="Magistral" w:eastAsia="Magistral" w:hAnsi="Magistral"/>
+      <w:color w:val="1A2332"/>
       <w:sz w:val="40"/>
       <w:szCs w:val="40"/>
     </w:rPr>
@@ -2956,8 +2956,8 @@
     <w:semiHidden/>
     <w:rsid w:val="00A10FD9"/>
     <w:rPr>
-      <w:rFonts w:asciiTheme="majorHAnsi" w:cstheme="majorBidi" w:eastAsiaTheme="majorEastAsia" w:hAnsiTheme="majorHAnsi"/>
-      <w:color w:themeColor="accent1" w:themeShade="BF" w:val="0F4761"/>
+      <w:rFonts w:ascii="Magistral" w:cs="Magistral" w:eastAsia="Magistral" w:hAnsi="Magistral"/>
+      <w:color w:val="1A2332"/>
       <w:sz w:val="32"/>
       <w:szCs w:val="32"/>
     </w:rPr>
@@ -2971,7 +2971,7 @@
     <w:rsid w:val="00A10FD9"/>
     <w:rPr>
       <w:rFonts w:cstheme="majorBidi" w:eastAsiaTheme="majorEastAsia"/>
-      <w:color w:themeColor="accent1" w:themeShade="BF" w:val="0F4761"/>
+      <w:color w:val="1A2332"/>
       <w:sz w:val="28"/>
       <w:szCs w:val="28"/>
     </w:rPr>
@@ -2987,7 +2987,7 @@
       <w:rFonts w:cstheme="majorBidi" w:eastAsiaTheme="majorEastAsia"/>
       <w:i/>
       <w:iCs/>
-      <w:color w:themeColor="accent1" w:themeShade="BF" w:val="0F4761"/>
+      <w:color w:val="1A2332"/>
     </w:rPr>
   </w:style>
   <w:style w:customStyle="1" w:styleId="Heading5Char" w:type="character">
@@ -2999,7 +2999,7 @@
     <w:rsid w:val="00A10FD9"/>
     <w:rPr>
       <w:rFonts w:cstheme="majorBidi" w:eastAsiaTheme="majorEastAsia"/>
-      <w:color w:themeColor="accent1" w:themeShade="BF" w:val="0F4761"/>
+      <w:color w:val="1A2332"/>
     </w:rPr>
   </w:style>
   <w:style w:customStyle="1" w:styleId="Heading6Char" w:type="character">
@@ -3174,7 +3174,7 @@
     <w:name w:val="Verbatim Char"/>
     <w:basedOn w:val="BodyTextChar"/>
     <w:rPr>
-      <w:rFonts w:ascii="Consolas" w:hAnsi="Consolas"/>
+      <w:rFonts w:ascii="Courier Prime" w:hAnsi="Courier Prime"/>
       <w:sz w:val="22"/>
     </w:rPr>
   </w:style>

--- a/outputs/06_Performance_Objective_Zero.docx
+++ b/outputs/06_Performance_Objective_Zero.docx
@@ -2563,7 +2563,7 @@
   <w:docDefaults>
     <w:rPrDefault>
       <w:rPr>
-        <w:rFonts w:ascii="Kallisto" w:cs="Kallisto" w:eastAsia="Kallisto" w:hAnsi="Kallisto"/>
+        <w:rFonts w:ascii="Magistral" w:cs="Magistral" w:eastAsia="Magistral" w:hAnsi="Magistral"/>
         <w:sz w:val="24"/>
         <w:szCs w:val="24"/>
         <w:lang w:bidi="ar-SA" w:eastAsia="zh-CN" w:val="en-US"/>
@@ -2581,7 +2581,7 @@
     <w:qFormat/>
   </w:style>
   <w:style w:styleId="BodyText" w:type="paragraph">
-    <w:name w:val="Body Text"/>
+    <w:name w:val="AF Body Text Clean"/>
     <w:basedOn w:val="Normal"/>
     <w:link w:val="BodyTextChar"/>
     <w:qFormat/>
@@ -2604,7 +2604,7 @@
     </w:pPr>
   </w:style>
   <w:style w:styleId="Title" w:type="paragraph">
-    <w:name w:val="Title"/>
+    <w:name w:val="AF Title"/>
     <w:basedOn w:val="Normal"/>
     <w:next w:val="BodyText"/>
     <w:link w:val="TitleChar"/>
@@ -2617,7 +2617,7 @@
       <w:jc w:val="center"/>
     </w:pPr>
     <w:rPr>
-      <w:rFonts w:ascii="Magistral" w:cs="Magistral" w:eastAsia="Magistral" w:hAnsi="Magistral"/>
+      <w:rFonts w:ascii="Kallisto" w:cs="Kallisto" w:eastAsia="Kallisto" w:hAnsi="Kallisto"/>
       <w:sz w:val="56"/>
       <w:szCs w:val="56"/>
     </w:rPr>
@@ -2629,7 +2629,7 @@
     <w:uiPriority w:val="10"/>
     <w:rsid w:val="00A10FD9"/>
     <w:rPr>
-      <w:rFonts w:ascii="Magistral" w:cs="Magistral" w:eastAsia="Magistral" w:hAnsi="Magistral"/>
+      <w:rFonts w:ascii="Kallisto" w:cs="Kallisto" w:eastAsia="Kallisto" w:hAnsi="Kallisto"/>
       <w:sz w:val="56"/>
       <w:szCs w:val="56"/>
     </w:rPr>
@@ -2737,7 +2737,7 @@
     <w:rPr/>
   </w:style>
   <w:style w:styleId="Heading1" w:type="paragraph">
-    <w:name w:val="heading 1"/>
+    <w:name w:val="AF Headline"/>
     <w:basedOn w:val="Normal"/>
     <w:next w:val="BodyText"/>
     <w:link w:val="Heading1Char"/>
@@ -2751,14 +2751,14 @@
       <w:outlineLvl w:val="0"/>
     </w:pPr>
     <w:rPr>
-      <w:rFonts w:ascii="Magistral" w:cs="Magistral" w:eastAsia="Magistral" w:hAnsi="Magistral"/>
+      <w:rFonts w:ascii="Kallisto" w:cs="Kallisto" w:eastAsia="Kallisto" w:hAnsi="Kallisto"/>
       <w:color w:val="1A2332"/>
       <w:sz w:val="40"/>
       <w:szCs w:val="40"/>
     </w:rPr>
   </w:style>
   <w:style w:styleId="Heading2" w:type="paragraph">
-    <w:name w:val="heading 2"/>
+    <w:name w:val="AF Subheading"/>
     <w:basedOn w:val="Normal"/>
     <w:next w:val="BodyText"/>
     <w:link w:val="Heading2Char"/>
@@ -2774,14 +2774,14 @@
       <w:outlineLvl w:val="1"/>
     </w:pPr>
     <w:rPr>
-      <w:rFonts w:ascii="Magistral" w:cs="Magistral" w:eastAsia="Magistral" w:hAnsi="Magistral"/>
+      <w:rFonts w:ascii="Kallisto" w:cs="Kallisto" w:eastAsia="Kallisto" w:hAnsi="Kallisto"/>
       <w:color w:val="1A2332"/>
       <w:sz w:val="32"/>
       <w:szCs w:val="32"/>
     </w:rPr>
   </w:style>
   <w:style w:styleId="Heading3" w:type="paragraph">
-    <w:name w:val="heading 3"/>
+    <w:name w:val="AF Subheading"/>
     <w:basedOn w:val="Normal"/>
     <w:next w:val="BodyText"/>
     <w:link w:val="Heading3Char"/>
@@ -2942,7 +2942,7 @@
     <w:uiPriority w:val="9"/>
     <w:rsid w:val="00A10FD9"/>
     <w:rPr>
-      <w:rFonts w:ascii="Magistral" w:cs="Magistral" w:eastAsia="Magistral" w:hAnsi="Magistral"/>
+      <w:rFonts w:ascii="Kallisto" w:cs="Kallisto" w:eastAsia="Kallisto" w:hAnsi="Kallisto"/>
       <w:color w:val="1A2332"/>
       <w:sz w:val="40"/>
       <w:szCs w:val="40"/>
@@ -2956,7 +2956,7 @@
     <w:semiHidden/>
     <w:rsid w:val="00A10FD9"/>
     <w:rPr>
-      <w:rFonts w:ascii="Magistral" w:cs="Magistral" w:eastAsia="Magistral" w:hAnsi="Magistral"/>
+      <w:rFonts w:ascii="Kallisto" w:cs="Kallisto" w:eastAsia="Kallisto" w:hAnsi="Kallisto"/>
       <w:color w:val="1A2332"/>
       <w:sz w:val="32"/>
       <w:szCs w:val="32"/>
@@ -3055,7 +3055,7 @@
     </w:rPr>
   </w:style>
   <w:style w:styleId="BlockText" w:type="paragraph">
-    <w:name w:val="Block Text"/>
+    <w:name w:val="AF Pull Quote"/>
     <w:basedOn w:val="BodyText"/>
     <w:next w:val="BodyText"/>
     <w:uiPriority w:val="9"/>
@@ -3133,7 +3133,7 @@
     <w:basedOn w:val="Normal"/>
   </w:style>
   <w:style w:styleId="Caption" w:type="paragraph">
-    <w:name w:val="Caption"/>
+    <w:name w:val="AF Caption"/>
     <w:basedOn w:val="Normal"/>
     <w:link w:val="BodyTextChar"/>
     <w:pPr>
@@ -3171,7 +3171,7 @@
     <w:link w:val="BodyText"/>
   </w:style>
   <w:style w:customStyle="1" w:styleId="VerbatimChar" w:type="character">
-    <w:name w:val="Verbatim Char"/>
+    <w:name w:val="AF Inline Code"/>
     <w:basedOn w:val="BodyTextChar"/>
     <w:rPr>
       <w:rFonts w:ascii="Courier Prime" w:hAnsi="Courier Prime"/>

--- a/outputs/06_Performance_Objective_Zero.docx
+++ b/outputs/06_Performance_Objective_Zero.docx
@@ -2590,13 +2590,13 @@
     </w:pPr>
   </w:style>
   <w:style w:customStyle="1" w:styleId="FirstParagraph" w:type="paragraph">
-    <w:name w:val="First Paragraph"/>
+    <w:name w:val="AF Body Text Clean"/>
     <w:basedOn w:val="BodyText"/>
     <w:next w:val="BodyText"/>
     <w:qFormat/>
   </w:style>
   <w:style w:customStyle="1" w:styleId="Compact" w:type="paragraph">
-    <w:name w:val="Compact"/>
+    <w:name w:val="AF Body Text Clean"/>
     <w:basedOn w:val="BodyText"/>
     <w:qFormat/>
     <w:pPr>
@@ -3215,7 +3215,7 @@
     </w:rPr>
   </w:style>
   <w:style w:type="paragraph" w:customStyle="1" w:styleId="SourceCode">
-    <w:name w:val="Source Code"/>
+    <w:name w:val="AF Body Text Typewriter"/>
     <w:basedOn w:val="Normal"/>
     <w:link w:val="VerbatimChar"/>
     <w:pPr>

--- a/outputs/06_Performance_Objective_Zero.docx
+++ b/outputs/06_Performance_Objective_Zero.docx
@@ -2563,7 +2563,7 @@
   <w:docDefaults>
     <w:rPrDefault>
       <w:rPr>
-        <w:rFonts w:ascii="Magistral" w:cs="Magistral" w:eastAsia="Magistral" w:hAnsi="Magistral"/>
+        <w:rFonts w:ascii="Georgia" w:cs="Georgia" w:eastAsia="Georgia" w:hAnsi="Georgia"/>
         <w:sz w:val="24"/>
         <w:szCs w:val="24"/>
         <w:lang w:bidi="ar-SA" w:eastAsia="zh-CN" w:val="en-US"/>
@@ -2617,7 +2617,7 @@
       <w:jc w:val="center"/>
     </w:pPr>
     <w:rPr>
-      <w:rFonts w:ascii="Kallisto" w:cs="Kallisto" w:eastAsia="Kallisto" w:hAnsi="Kallisto"/>
+      <w:rFonts w:ascii="Arial Narrow" w:cs="Arial Narrow" w:eastAsia="Arial Narrow" w:hAnsi="Arial Narrow"/>
       <w:sz w:val="56"/>
       <w:szCs w:val="56"/>
     </w:rPr>
@@ -2629,7 +2629,7 @@
     <w:uiPriority w:val="10"/>
     <w:rsid w:val="00A10FD9"/>
     <w:rPr>
-      <w:rFonts w:ascii="Kallisto" w:cs="Kallisto" w:eastAsia="Kallisto" w:hAnsi="Kallisto"/>
+      <w:rFonts w:ascii="Arial Narrow" w:cs="Arial Narrow" w:eastAsia="Arial Narrow" w:hAnsi="Arial Narrow"/>
       <w:sz w:val="56"/>
       <w:szCs w:val="56"/>
     </w:rPr>
@@ -2737,7 +2737,7 @@
     <w:rPr/>
   </w:style>
   <w:style w:styleId="Heading1" w:type="paragraph">
-    <w:name w:val="AF Headline"/>
+    <w:name w:val="AF Title"/>
     <w:basedOn w:val="Normal"/>
     <w:next w:val="BodyText"/>
     <w:link w:val="Heading1Char"/>
@@ -2751,14 +2751,14 @@
       <w:outlineLvl w:val="0"/>
     </w:pPr>
     <w:rPr>
-      <w:rFonts w:ascii="Kallisto" w:cs="Kallisto" w:eastAsia="Kallisto" w:hAnsi="Kallisto"/>
+      <w:rFonts w:ascii="Arial Narrow" w:cs="Arial Narrow" w:eastAsia="Arial Narrow" w:hAnsi="Arial Narrow"/>
       <w:color w:val="1A2332"/>
       <w:sz w:val="40"/>
       <w:szCs w:val="40"/>
     </w:rPr>
   </w:style>
   <w:style w:styleId="Heading2" w:type="paragraph">
-    <w:name w:val="AF Subheading"/>
+    <w:name w:val="AF Headline"/>
     <w:basedOn w:val="Normal"/>
     <w:next w:val="BodyText"/>
     <w:link w:val="Heading2Char"/>
@@ -2774,7 +2774,7 @@
       <w:outlineLvl w:val="1"/>
     </w:pPr>
     <w:rPr>
-      <w:rFonts w:ascii="Kallisto" w:cs="Kallisto" w:eastAsia="Kallisto" w:hAnsi="Kallisto"/>
+      <w:rFonts w:ascii="Arial Narrow" w:cs="Arial Narrow" w:eastAsia="Arial Narrow" w:hAnsi="Arial Narrow"/>
       <w:color w:val="1A2332"/>
       <w:sz w:val="32"/>
       <w:szCs w:val="32"/>
@@ -2804,7 +2804,7 @@
     </w:rPr>
   </w:style>
   <w:style w:styleId="Heading4" w:type="paragraph">
-    <w:name w:val="heading 4"/>
+    <w:name w:val="AF Heading Soft"/>
     <w:basedOn w:val="Normal"/>
     <w:next w:val="BodyText"/>
     <w:link w:val="Heading4Char"/>
@@ -2827,7 +2827,7 @@
     </w:rPr>
   </w:style>
   <w:style w:styleId="Heading5" w:type="paragraph">
-    <w:name w:val="heading 5"/>
+    <w:name w:val="AF Heading 6"/>
     <w:basedOn w:val="Normal"/>
     <w:next w:val="BodyText"/>
     <w:link w:val="Heading5Char"/>
@@ -2942,7 +2942,7 @@
     <w:uiPriority w:val="9"/>
     <w:rsid w:val="00A10FD9"/>
     <w:rPr>
-      <w:rFonts w:ascii="Kallisto" w:cs="Kallisto" w:eastAsia="Kallisto" w:hAnsi="Kallisto"/>
+      <w:rFonts w:ascii="Arial Narrow" w:cs="Arial Narrow" w:eastAsia="Arial Narrow" w:hAnsi="Arial Narrow"/>
       <w:color w:val="1A2332"/>
       <w:sz w:val="40"/>
       <w:szCs w:val="40"/>
@@ -2956,7 +2956,7 @@
     <w:semiHidden/>
     <w:rsid w:val="00A10FD9"/>
     <w:rPr>
-      <w:rFonts w:ascii="Kallisto" w:cs="Kallisto" w:eastAsia="Kallisto" w:hAnsi="Kallisto"/>
+      <w:rFonts w:ascii="Arial Narrow" w:cs="Arial Narrow" w:eastAsia="Arial Narrow" w:hAnsi="Arial Narrow"/>
       <w:color w:val="1A2332"/>
       <w:sz w:val="32"/>
       <w:szCs w:val="32"/>
@@ -3174,7 +3174,7 @@
     <w:name w:val="AF Inline Code"/>
     <w:basedOn w:val="BodyTextChar"/>
     <w:rPr>
-      <w:rFonts w:ascii="Courier Prime" w:hAnsi="Courier Prime"/>
+      <w:rFonts w:ascii="Courier New" w:hAnsi="Courier New"/>
       <w:sz w:val="22"/>
     </w:rPr>
   </w:style>

--- a/outputs/06_Performance_Objective_Zero.docx
+++ b/outputs/06_Performance_Objective_Zero.docx
@@ -2,7 +2,7 @@
 <file path=word/document.xml><?xml version="1.0" encoding="utf-8"?>
 <w:document xmlns:w="http://schemas.openxmlformats.org/wordprocessingml/2006/main" xmlns:m="http://schemas.openxmlformats.org/officeDocument/2006/math" xmlns:r="http://schemas.openxmlformats.org/officeDocument/2006/relationships" xmlns:o="urn:schemas-microsoft-com:office:office" xmlns:v="urn:schemas-microsoft-com:vml" xmlns:w10="urn:schemas-microsoft-com:office:word" xmlns:a="http://schemas.openxmlformats.org/drawingml/2006/main" xmlns:pic="http://schemas.openxmlformats.org/drawingml/2006/picture" xmlns:wp="http://schemas.openxmlformats.org/drawingml/2006/wordprocessingDrawing">
   <w:body>
-    <w:bookmarkStart w:id="29" w:name="X120cbf8c94d67859f109059f73f4da75307ea5e"/>
+    <w:bookmarkStart w:id="40" w:name="X120cbf8c94d67859f109059f73f4da75307ea5e"/>
     <w:p>
       <w:pPr>
         <w:pStyle w:val="Heading1"/>
@@ -17,8 +17,8 @@
       </w:pPr>
       <w:r>
         <w:rPr>
+          <w:bCs/>
           <w:b/>
-          <w:bCs/>
         </w:rPr>
         <w:t xml:space="preserve">Instructor:</w:t>
       </w:r>
@@ -33,8 +33,8 @@
       </w:r>
       <w:r>
         <w:rPr>
+          <w:bCs/>
           <w:b/>
-          <w:bCs/>
         </w:rPr>
         <w:t xml:space="preserve">Program:</w:t>
       </w:r>
@@ -49,8 +49,8 @@
       </w:r>
       <w:r>
         <w:rPr>
+          <w:bCs/>
           <w:b/>
-          <w:bCs/>
         </w:rPr>
         <w:t xml:space="preserve">Review Period:</w:t>
       </w:r>
@@ -65,8 +65,8 @@
       </w:r>
       <w:r>
         <w:rPr>
+          <w:bCs/>
           <w:b/>
-          <w:bCs/>
         </w:rPr>
         <w:t xml:space="preserve">Status:</w:t>
       </w:r>
@@ -81,8 +81,8 @@
       </w:r>
       <w:r>
         <w:rPr>
+          <w:bCs/>
           <w:b/>
-          <w:bCs/>
         </w:rPr>
         <w:t xml:space="preserve">Classification:</w:t>
       </w:r>
@@ -100,7 +100,7 @@
         </w:pict>
       </w:r>
     </w:p>
-    <w:bookmarkStart w:id="9" w:name="document-clearance-distribution"/>
+    <w:bookmarkStart w:id="20" w:name="document-clearance-distribution"/>
     <w:p>
       <w:pPr>
         <w:pStyle w:val="Heading2"/>
@@ -114,6 +114,7 @@
         <w:tblStyle w:val="Table"/>
         <w:tblW w:type="auto" w:w="0"/>
         <w:tblLook w:firstRow="1" w:lastRow="0" w:firstColumn="0" w:lastColumn="0" w:noHBand="0" w:noVBand="0" w:val="0020"/>
+        <w:jc w:val="start"/>
       </w:tblPr>
       <w:tblGrid>
         <w:gridCol w:w="3960"/>
@@ -121,13 +122,14 @@
       </w:tblGrid>
       <w:tr>
         <w:trPr>
-          <w:tblHeader w:val="on"/>
+          <w:tblHeader w:val="true"/>
         </w:trPr>
         <w:tc>
           <w:tcPr/>
           <w:p>
             <w:pPr>
               <w:pStyle w:val="Compact"/>
+              <w:jc w:val="left"/>
             </w:pPr>
             <w:r>
               <w:t xml:space="preserve">Level</w:t>
@@ -139,6 +141,7 @@
           <w:p>
             <w:pPr>
               <w:pStyle w:val="Compact"/>
+              <w:jc w:val="left"/>
             </w:pPr>
             <w:r>
               <w:t xml:space="preserve">Distribution</w:t>
@@ -152,11 +155,12 @@
           <w:p>
             <w:pPr>
               <w:pStyle w:val="Compact"/>
+              <w:jc w:val="left"/>
             </w:pPr>
             <w:r>
               <w:rPr>
+                <w:bCs/>
                 <w:b/>
-                <w:bCs/>
               </w:rPr>
               <w:t xml:space="preserve">BLUE</w:t>
             </w:r>
@@ -167,6 +171,7 @@
           <w:p>
             <w:pPr>
               <w:pStyle w:val="Compact"/>
+              <w:jc w:val="left"/>
             </w:pPr>
             <w:r>
               <w:t xml:space="preserve">Chair</w:t>
@@ -180,11 +185,12 @@
           <w:p>
             <w:pPr>
               <w:pStyle w:val="Compact"/>
+              <w:jc w:val="left"/>
             </w:pPr>
             <w:r>
               <w:rPr>
+                <w:bCs/>
                 <w:b/>
-                <w:bCs/>
               </w:rPr>
               <w:t xml:space="preserve">INDIGO</w:t>
             </w:r>
@@ -195,6 +201,7 @@
           <w:p>
             <w:pPr>
               <w:pStyle w:val="Compact"/>
+              <w:jc w:val="left"/>
             </w:pPr>
             <w:r>
               <w:t xml:space="preserve">Dean</w:t>
@@ -208,11 +215,12 @@
           <w:p>
             <w:pPr>
               <w:pStyle w:val="Compact"/>
+              <w:jc w:val="left"/>
             </w:pPr>
             <w:r>
               <w:rPr>
+                <w:bCs/>
                 <w:b/>
-                <w:bCs/>
               </w:rPr>
               <w:t xml:space="preserve">VIOLET</w:t>
             </w:r>
@@ -223,6 +231,7 @@
           <w:p>
             <w:pPr>
               <w:pStyle w:val="Compact"/>
+              <w:jc w:val="left"/>
             </w:pPr>
             <w:r>
               <w:t xml:space="preserve">C-Suite Administration</w:t>
@@ -236,11 +245,12 @@
           <w:p>
             <w:pPr>
               <w:pStyle w:val="Compact"/>
+              <w:jc w:val="left"/>
             </w:pPr>
             <w:r>
               <w:rPr>
+                <w:bCs/>
                 <w:b/>
-                <w:bCs/>
               </w:rPr>
               <w:t xml:space="preserve">ULTRAVIOLET</w:t>
             </w:r>
@@ -251,11 +261,12 @@
           <w:p>
             <w:pPr>
               <w:pStyle w:val="Compact"/>
+              <w:jc w:val="left"/>
             </w:pPr>
             <w:r>
               <w:rPr>
+                <w:bCs/>
                 <w:b/>
-                <w:bCs/>
               </w:rPr>
               <w:t xml:space="preserve">[REDACTED]</w:t>
             </w:r>
@@ -270,8 +281,8 @@
         </w:pict>
       </w:r>
     </w:p>
-    <w:bookmarkEnd w:id="9"/>
-    <w:bookmarkStart w:id="10" w:name="X201d5efd53ffabe7f8952f2961d1ff227510b42"/>
+    <w:bookmarkEnd w:id="20"/>
+    <w:bookmarkStart w:id="21" w:name="X201d5efd53ffabe7f8952f2961d1ff227510b42"/>
     <w:p>
       <w:pPr>
         <w:pStyle w:val="Heading2"/>
@@ -300,36 +311,50 @@
       </w:r>
       <w:r>
         <w:rPr>
+          <w:iCs/>
           <w:i/>
-          <w:iCs/>
         </w:rPr>
         <w:t xml:space="preserve">The collaborator responded:</w:t>
       </w:r>
       <w:r>
         <w:rPr>
+          <w:iCs/>
           <w:i/>
+        </w:rPr>
+        <w:t xml:space="preserve"> </w:t>
+      </w:r>
+      <w:r>
+        <w:rPr>
           <w:iCs/>
+          <w:i/>
         </w:rPr>
-        <w:t xml:space="preserve"> </w:t>
+        <w:t xml:space="preserve">“</w:t>
       </w:r>
       <w:r>
         <w:rPr>
+          <w:iCs/>
           <w:i/>
+        </w:rPr>
+        <w:t xml:space="preserve">frotz.</w:t>
+      </w:r>
+      <w:r>
+        <w:rPr>
           <w:iCs/>
+          <w:i/>
         </w:rPr>
-        <w:t xml:space="preserve">“frotz.”</w:t>
+        <w:t xml:space="preserve">”</w:t>
       </w:r>
       <w:r>
         <w:rPr>
+          <w:iCs/>
           <w:i/>
+        </w:rPr>
+        <w:t xml:space="preserve"> </w:t>
+      </w:r>
+      <w:r>
+        <w:rPr>
           <w:iCs/>
-        </w:rPr>
-        <w:t xml:space="preserve"> </w:t>
-      </w:r>
-      <w:r>
-        <w:rPr>
           <w:i/>
-          <w:iCs/>
         </w:rPr>
         <w:t xml:space="preserve">This exchange has been logged in the Permanent Record.</w:t>
       </w:r>
@@ -340,8 +365,8 @@
       </w:pPr>
       <w:r>
         <w:rPr>
+          <w:bCs/>
           <w:b/>
-          <w:bCs/>
         </w:rPr>
         <w:t xml:space="preserve">The Algorithm is aware. The Algorithm approves. The Algorithm, in this context, is you.</w:t>
       </w:r>
@@ -352,8 +377,8 @@
       </w:pPr>
       <w:r>
         <w:rPr>
+          <w:iCs/>
           <w:i/>
-          <w:iCs/>
         </w:rPr>
         <w:t xml:space="preserve">Thank You For Your Co-Operation.</w:t>
       </w:r>
@@ -365,8 +390,8 @@
         </w:pict>
       </w:r>
     </w:p>
-    <w:bookmarkEnd w:id="10"/>
-    <w:bookmarkStart w:id="11" w:name="X069739328a8792bfd69590f052cf02fc7c8699e"/>
+    <w:bookmarkEnd w:id="21"/>
+    <w:bookmarkStart w:id="22" w:name="X069739328a8792bfd69590f052cf02fc7c8699e"/>
     <w:p>
       <w:pPr>
         <w:pStyle w:val="Heading2"/>
@@ -395,8 +420,8 @@
       </w:r>
       <w:r>
         <w:rPr>
+          <w:iCs/>
           <w:i/>
-          <w:iCs/>
         </w:rPr>
         <w:t xml:space="preserve">Sauce &amp; Spoon</w:t>
       </w:r>
@@ -419,8 +444,8 @@
       </w:r>
       <w:r>
         <w:rPr>
+          <w:bCs/>
           <w:b/>
-          <w:bCs/>
         </w:rPr>
         <w:t xml:space="preserve">What was built here is the restaurant.</w:t>
       </w:r>
@@ -438,8 +463,8 @@
         </w:pict>
       </w:r>
     </w:p>
-    <w:bookmarkEnd w:id="11"/>
-    <w:bookmarkStart w:id="12" w:name="why-this-work-was-the-right-call"/>
+    <w:bookmarkEnd w:id="22"/>
+    <w:bookmarkStart w:id="23" w:name="why-this-work-was-the-right-call"/>
     <w:p>
       <w:pPr>
         <w:pStyle w:val="Heading2"/>
@@ -483,7 +508,13 @@
         <w:t xml:space="preserve"> </w:t>
       </w:r>
       <w:r>
-        <w:t xml:space="preserve">“I’m not a programmer”</w:t>
+        <w:t xml:space="preserve">“</w:t>
+      </w:r>
+      <w:r>
+        <w:t xml:space="preserve">I’m not a programmer</w:t>
+      </w:r>
+      <w:r>
+        <w:t xml:space="preserve">”</w:t>
       </w:r>
       <w:r>
         <w:t xml:space="preserve"> </w:t>
@@ -509,8 +540,8 @@
       </w:r>
       <w:r>
         <w:rPr>
+          <w:iCs/>
           <w:i/>
-          <w:iCs/>
         </w:rPr>
         <w:t xml:space="preserve">Mindset: The New Psychology of Success</w:t>
       </w:r>
@@ -526,15 +557,21 @@
         <w:t xml:space="preserve">Amy Edmondson’s foundational research (</w:t>
       </w:r>
       <w:r>
-        <w:t xml:space="preserve">“Psychological Safety and Learning Behavior in Work Teams,”</w:t>
+        <w:t xml:space="preserve">“</w:t>
+      </w:r>
+      <w:r>
+        <w:t xml:space="preserve">Psychological Safety and Learning Behavior in Work Teams,</w:t>
+      </w:r>
+      <w:r>
+        <w:t xml:space="preserve">”</w:t>
       </w:r>
       <w:r>
         <w:t xml:space="preserve"> </w:t>
       </w:r>
       <w:r>
         <w:rPr>
+          <w:iCs/>
           <w:i/>
-          <w:iCs/>
         </w:rPr>
         <w:t xml:space="preserve">Administrative Science Quarterly</w:t>
       </w:r>
@@ -551,8 +588,8 @@
       </w:r>
       <w:r>
         <w:rPr>
+          <w:iCs/>
           <w:i/>
-          <w:iCs/>
         </w:rPr>
         <w:t xml:space="preserve">Situated Learning: Legitimate Peripheral Participation</w:t>
       </w:r>
@@ -568,7 +605,13 @@
         <w:t xml:space="preserve">One structural dimension warrants explicit documentation. Poole-Dayan, Roy, and Kabbara (</w:t>
       </w:r>
       <w:r>
-        <w:t xml:space="preserve">“LLM Targeted Underperformance Disproportionately Impacts Vulnerable Users,”</w:t>
+        <w:t xml:space="preserve">“</w:t>
+      </w:r>
+      <w:r>
+        <w:t xml:space="preserve">LLM Targeted Underperformance Disproportionately Impacts Vulnerable Users,</w:t>
+      </w:r>
+      <w:r>
+        <w:t xml:space="preserve">”</w:t>
       </w:r>
       <w:r>
         <w:t xml:space="preserve"> </w:t>
@@ -599,8 +642,8 @@
         </w:pict>
       </w:r>
     </w:p>
-    <w:bookmarkEnd w:id="12"/>
-    <w:bookmarkStart w:id="13" w:name="Xdd097eb29c3105f5ce118d3f77a8bef5aa32dcc"/>
+    <w:bookmarkEnd w:id="23"/>
+    <w:bookmarkStart w:id="24" w:name="Xdd097eb29c3105f5ce118d3f77a8bef5aa32dcc"/>
     <w:p>
       <w:pPr>
         <w:pStyle w:val="Heading2"/>
@@ -640,8 +683,8 @@
         </w:pict>
       </w:r>
     </w:p>
-    <w:bookmarkEnd w:id="13"/>
-    <w:bookmarkStart w:id="20" w:name="Xaa597489bacc07f84a22146a3fec78cd59e8c92"/>
+    <w:bookmarkEnd w:id="24"/>
+    <w:bookmarkStart w:id="31" w:name="Xaa597489bacc07f84a22146a3fec78cd59e8c92"/>
     <w:p>
       <w:pPr>
         <w:pStyle w:val="Heading2"/>
@@ -663,6 +706,7 @@
         <w:tblStyle w:val="Table"/>
         <w:tblW w:type="auto" w:w="0"/>
         <w:tblLook w:firstRow="1" w:lastRow="0" w:firstColumn="0" w:lastColumn="0" w:noHBand="0" w:noVBand="0" w:val="0020"/>
+        <w:jc w:val="start"/>
       </w:tblPr>
       <w:tblGrid>
         <w:gridCol w:w="1980"/>
@@ -672,13 +716,14 @@
       </w:tblGrid>
       <w:tr>
         <w:trPr>
-          <w:tblHeader w:val="on"/>
+          <w:tblHeader w:val="true"/>
         </w:trPr>
         <w:tc>
           <w:tcPr/>
           <w:p>
             <w:pPr>
               <w:pStyle w:val="Compact"/>
+              <w:jc w:val="left"/>
             </w:pPr>
             <w:r>
               <w:t xml:space="preserve">Level</w:t>
@@ -690,6 +735,7 @@
           <w:p>
             <w:pPr>
               <w:pStyle w:val="Compact"/>
+              <w:jc w:val="left"/>
             </w:pPr>
             <w:r>
               <w:t xml:space="preserve">Question</w:t>
@@ -727,11 +773,12 @@
           <w:p>
             <w:pPr>
               <w:pStyle w:val="Compact"/>
+              <w:jc w:val="left"/>
             </w:pPr>
             <w:r>
               <w:rPr>
+                <w:bCs/>
                 <w:b/>
-                <w:bCs/>
               </w:rPr>
               <w:t xml:space="preserve">6 — PURPOSE</w:t>
             </w:r>
@@ -742,11 +789,12 @@
           <w:p>
             <w:pPr>
               <w:pStyle w:val="Compact"/>
+              <w:jc w:val="left"/>
             </w:pPr>
             <w:r>
               <w:rPr>
+                <w:iCs/>
                 <w:i/>
-                <w:iCs/>
               </w:rPr>
               <w:t xml:space="preserve">What for?</w:t>
             </w:r>
@@ -773,8 +821,8 @@
             </w:pPr>
             <w:r>
               <w:rPr>
+                <w:bCs/>
                 <w:b/>
-                <w:bCs/>
               </w:rPr>
               <w:t xml:space="preserve">●</w:t>
             </w:r>
@@ -787,11 +835,12 @@
           <w:p>
             <w:pPr>
               <w:pStyle w:val="Compact"/>
+              <w:jc w:val="left"/>
             </w:pPr>
             <w:r>
               <w:rPr>
+                <w:bCs/>
                 <w:b/>
-                <w:bCs/>
               </w:rPr>
               <w:t xml:space="preserve">5 — IDENTITY</w:t>
             </w:r>
@@ -802,11 +851,12 @@
           <w:p>
             <w:pPr>
               <w:pStyle w:val="Compact"/>
+              <w:jc w:val="left"/>
             </w:pPr>
             <w:r>
               <w:rPr>
+                <w:iCs/>
                 <w:i/>
-                <w:iCs/>
               </w:rPr>
               <w:t xml:space="preserve">Who am I?</w:t>
             </w:r>
@@ -833,8 +883,8 @@
             </w:pPr>
             <w:r>
               <w:rPr>
+                <w:bCs/>
                 <w:b/>
-                <w:bCs/>
               </w:rPr>
               <w:t xml:space="preserve">●</w:t>
             </w:r>
@@ -847,11 +897,12 @@
           <w:p>
             <w:pPr>
               <w:pStyle w:val="Compact"/>
+              <w:jc w:val="left"/>
             </w:pPr>
             <w:r>
               <w:rPr>
+                <w:bCs/>
                 <w:b/>
-                <w:bCs/>
               </w:rPr>
               <w:t xml:space="preserve">4 — BELIEFS/VALUES</w:t>
             </w:r>
@@ -862,11 +913,12 @@
           <w:p>
             <w:pPr>
               <w:pStyle w:val="Compact"/>
+              <w:jc w:val="left"/>
             </w:pPr>
             <w:r>
               <w:rPr>
+                <w:iCs/>
                 <w:i/>
-                <w:iCs/>
               </w:rPr>
               <w:t xml:space="preserve">Why?</w:t>
             </w:r>
@@ -893,8 +945,8 @@
             </w:pPr>
             <w:r>
               <w:rPr>
+                <w:bCs/>
                 <w:b/>
-                <w:bCs/>
               </w:rPr>
               <w:t xml:space="preserve">●</w:t>
             </w:r>
@@ -907,11 +959,12 @@
           <w:p>
             <w:pPr>
               <w:pStyle w:val="Compact"/>
+              <w:jc w:val="left"/>
             </w:pPr>
             <w:r>
               <w:rPr>
+                <w:bCs/>
                 <w:b/>
-                <w:bCs/>
               </w:rPr>
               <w:t xml:space="preserve">3 — CAPABILITY</w:t>
             </w:r>
@@ -922,11 +975,12 @@
           <w:p>
             <w:pPr>
               <w:pStyle w:val="Compact"/>
+              <w:jc w:val="left"/>
             </w:pPr>
             <w:r>
               <w:rPr>
+                <w:iCs/>
                 <w:i/>
-                <w:iCs/>
               </w:rPr>
               <w:t xml:space="preserve">How?</w:t>
             </w:r>
@@ -941,8 +995,8 @@
             </w:pPr>
             <w:r>
               <w:rPr>
+                <w:bCs/>
                 <w:b/>
-                <w:bCs/>
               </w:rPr>
               <w:t xml:space="preserve">●</w:t>
             </w:r>
@@ -957,8 +1011,8 @@
             </w:pPr>
             <w:r>
               <w:rPr>
+                <w:bCs/>
                 <w:b/>
-                <w:bCs/>
               </w:rPr>
               <w:t xml:space="preserve">●</w:t>
             </w:r>
@@ -971,11 +1025,12 @@
           <w:p>
             <w:pPr>
               <w:pStyle w:val="Compact"/>
+              <w:jc w:val="left"/>
             </w:pPr>
             <w:r>
               <w:rPr>
+                <w:bCs/>
                 <w:b/>
-                <w:bCs/>
               </w:rPr>
               <w:t xml:space="preserve">2 — BEHAVIOR</w:t>
             </w:r>
@@ -986,11 +1041,12 @@
           <w:p>
             <w:pPr>
               <w:pStyle w:val="Compact"/>
+              <w:jc w:val="left"/>
             </w:pPr>
             <w:r>
               <w:rPr>
+                <w:iCs/>
                 <w:i/>
-                <w:iCs/>
               </w:rPr>
               <w:t xml:space="preserve">What?</w:t>
             </w:r>
@@ -1005,8 +1061,8 @@
             </w:pPr>
             <w:r>
               <w:rPr>
+                <w:bCs/>
                 <w:b/>
-                <w:bCs/>
               </w:rPr>
               <w:t xml:space="preserve">●</w:t>
             </w:r>
@@ -1021,8 +1077,8 @@
             </w:pPr>
             <w:r>
               <w:rPr>
+                <w:bCs/>
                 <w:b/>
-                <w:bCs/>
               </w:rPr>
               <w:t xml:space="preserve">●</w:t>
             </w:r>
@@ -1035,11 +1091,12 @@
           <w:p>
             <w:pPr>
               <w:pStyle w:val="Compact"/>
+              <w:jc w:val="left"/>
             </w:pPr>
             <w:r>
               <w:rPr>
+                <w:bCs/>
                 <w:b/>
-                <w:bCs/>
               </w:rPr>
               <w:t xml:space="preserve">1 — ENVIRONMENT</w:t>
             </w:r>
@@ -1050,11 +1107,12 @@
           <w:p>
             <w:pPr>
               <w:pStyle w:val="Compact"/>
+              <w:jc w:val="left"/>
             </w:pPr>
             <w:r>
               <w:rPr>
+                <w:iCs/>
                 <w:i/>
-                <w:iCs/>
               </w:rPr>
               <w:t xml:space="preserve">Where/When?</w:t>
             </w:r>
@@ -1081,8 +1139,8 @@
             </w:pPr>
             <w:r>
               <w:rPr>
+                <w:bCs/>
                 <w:b/>
-                <w:bCs/>
               </w:rPr>
               <w:t xml:space="preserve">●</w:t>
             </w:r>
@@ -1095,11 +1153,12 @@
           <w:p>
             <w:pPr>
               <w:pStyle w:val="Compact"/>
+              <w:jc w:val="left"/>
             </w:pPr>
             <w:r>
               <w:rPr>
+                <w:bCs/>
                 <w:b/>
-                <w:bCs/>
               </w:rPr>
               <w:t xml:space="preserve">TOTAL LEVELS ADDRESSED</w:t>
             </w:r>
@@ -1122,8 +1181,8 @@
             </w:pPr>
             <w:r>
               <w:rPr>
+                <w:bCs/>
                 <w:b/>
-                <w:bCs/>
               </w:rPr>
               <w:t xml:space="preserve">2</w:t>
             </w:r>
@@ -1138,8 +1197,8 @@
             </w:pPr>
             <w:r>
               <w:rPr>
+                <w:bCs/>
                 <w:b/>
-                <w:bCs/>
               </w:rPr>
               <w:t xml:space="preserve">6</w:t>
             </w:r>
@@ -1147,7 +1206,7 @@
         </w:tc>
       </w:tr>
     </w:tbl>
-    <w:bookmarkStart w:id="14" w:name="Xab3aeb21516117eb7800d00a4f46f885e0c21e6"/>
+    <w:bookmarkStart w:id="25" w:name="Xab3aeb21516117eb7800d00a4f46f885e0c21e6"/>
     <w:p>
       <w:pPr>
         <w:pStyle w:val="Heading3"/>
@@ -1164,8 +1223,8 @@
         <w:t xml:space="preserve">The AlgoCratic Futures environment is not a classroom with a theme. It is a deliberately constructed learning context with consistent visual identity (IBM Plex Mono typeface, phosphor green and amber accents, CRT scanline aesthetic), ceremonial artifacts (lanyards, clearance designations, GitHub organization structure), and a spatial logic that signals: this is not a normal class, and you are not a normal student here. The Day 1 Calibration Ceremony installs an environmental anchor during the highest-leverage moment of the semester — when students are identity-flexible and impression-forming — before any technical content is delivered.</w:t>
       </w:r>
     </w:p>
-    <w:bookmarkEnd w:id="14"/>
-    <w:bookmarkStart w:id="15" w:name="Xa365ec09470f7539094426d3271b79b91c06163"/>
+    <w:bookmarkEnd w:id="25"/>
+    <w:bookmarkStart w:id="26" w:name="Xa365ec09470f7539094426d3271b79b91c06163"/>
     <w:p>
       <w:pPr>
         <w:pStyle w:val="Heading3"/>
@@ -1197,8 +1256,8 @@
         <w:t xml:space="preserve">— is embedded in the tooling, the rubrics, and the in-world vocabulary. The Scrum ceremonies are structural: they are how the work is organized, not optional enrichment activities. Behavioral change that depends on instructor monitoring does not transfer. Behavioral change built into the environment does.</w:t>
       </w:r>
     </w:p>
-    <w:bookmarkEnd w:id="15"/>
-    <w:bookmarkStart w:id="16" w:name="level-3-capability-what-can-students-do"/>
+    <w:bookmarkEnd w:id="26"/>
+    <w:bookmarkStart w:id="27" w:name="level-3-capability-what-can-students-do"/>
     <w:p>
       <w:pPr>
         <w:pStyle w:val="Heading3"/>
@@ -1215,8 +1274,8 @@
         <w:t xml:space="preserve">Git/GitHub workflows, Flask web development, AI-assisted development, SQL and PostgreSQL, deployment via Render, Scrum methodology. The simulation is the delivery vehicle, not the destination. Every in-world assignment maps to a specific technical competency, scaffolded by the clearance level system.</w:t>
       </w:r>
     </w:p>
-    <w:bookmarkEnd w:id="16"/>
-    <w:bookmarkStart w:id="17" w:name="X495214f59e95113887970248a4d8a7ccced1aa5"/>
+    <w:bookmarkEnd w:id="27"/>
+    <w:bookmarkStart w:id="28" w:name="X495214f59e95113887970248a4d8a7ccced1aa5"/>
     <w:p>
       <w:pPr>
         <w:pStyle w:val="Heading3"/>
@@ -1237,14 +1296,14 @@
       </w:r>
       <w:r>
         <w:rPr>
+          <w:iCs/>
           <w:i/>
-          <w:iCs/>
         </w:rPr>
         <w:t xml:space="preserve">I can navigate this. The system is sometimes absurd. That is not my problem.</w:t>
       </w:r>
     </w:p>
-    <w:bookmarkEnd w:id="17"/>
-    <w:bookmarkStart w:id="18" w:name="level-5-identity-who-are-you-here"/>
+    <w:bookmarkEnd w:id="28"/>
+    <w:bookmarkStart w:id="29" w:name="level-5-identity-who-are-you-here"/>
     <w:p>
       <w:pPr>
         <w:pStyle w:val="Heading3"/>
@@ -1264,7 +1323,13 @@
         <w:t xml:space="preserve"> </w:t>
       </w:r>
       <w:r>
-        <w:t xml:space="preserve">“I am learning to build things”</w:t>
+        <w:t xml:space="preserve">“</w:t>
+      </w:r>
+      <w:r>
+        <w:t xml:space="preserve">I am learning to build things</w:t>
+      </w:r>
+      <w:r>
+        <w:t xml:space="preserve">”</w:t>
       </w:r>
       <w:r>
         <w:t xml:space="preserve"> </w:t>
@@ -1276,11 +1341,17 @@
         <w:t xml:space="preserve"> </w:t>
       </w:r>
       <w:r>
-        <w:t xml:space="preserve">“I build things.”</w:t>
-      </w:r>
-    </w:p>
-    <w:bookmarkEnd w:id="18"/>
-    <w:bookmarkStart w:id="19" w:name="level-6-purpose-what-is-this-all-for"/>
+        <w:t xml:space="preserve">“</w:t>
+      </w:r>
+      <w:r>
+        <w:t xml:space="preserve">I build things.</w:t>
+      </w:r>
+      <w:r>
+        <w:t xml:space="preserve">”</w:t>
+      </w:r>
+    </w:p>
+    <w:bookmarkEnd w:id="29"/>
+    <w:bookmarkStart w:id="30" w:name="level-6-purpose-what-is-this-all-for"/>
     <w:p>
       <w:pPr>
         <w:pStyle w:val="Heading3"/>
@@ -1301,8 +1372,8 @@
       </w:r>
       <w:r>
         <w:rPr>
+          <w:iCs/>
           <w:i/>
-          <w:iCs/>
         </w:rPr>
         <w:t xml:space="preserve">I’ve handled worse.</w:t>
       </w:r>
@@ -1314,9 +1385,9 @@
         </w:pict>
       </w:r>
     </w:p>
-    <w:bookmarkEnd w:id="19"/>
-    <w:bookmarkEnd w:id="20"/>
-    <w:bookmarkStart w:id="21" w:name="Xae765ea9ce4ff69a7dfe9cc2684e64d8334b521"/>
+    <w:bookmarkEnd w:id="30"/>
+    <w:bookmarkEnd w:id="31"/>
+    <w:bookmarkStart w:id="32" w:name="Xae765ea9ce4ff69a7dfe9cc2684e64d8334b521"/>
     <w:p>
       <w:pPr>
         <w:pStyle w:val="Heading2"/>
@@ -1337,8 +1408,8 @@
       </w:r>
       <w:r>
         <w:rPr>
+          <w:iCs/>
           <w:i/>
-          <w:iCs/>
         </w:rPr>
         <w:t xml:space="preserve">Can this student do X?</w:t>
       </w:r>
@@ -1361,8 +1432,8 @@
       </w:r>
       <w:r>
         <w:rPr>
+          <w:iCs/>
           <w:i/>
-          <w:iCs/>
         </w:rPr>
         <w:t xml:space="preserve">How fast is this student improving, and in what direction?</w:t>
       </w:r>
@@ -1385,8 +1456,8 @@
       </w:r>
       <w:r>
         <w:rPr>
+          <w:bCs/>
           <w:b/>
-          <w:bCs/>
         </w:rPr>
         <w:t xml:space="preserve">y</w:t>
       </w:r>
@@ -1409,8 +1480,8 @@
       </w:r>
       <w:r>
         <w:rPr>
+          <w:bCs/>
           <w:b/>
-          <w:bCs/>
         </w:rPr>
         <w:t xml:space="preserve">dy/dx</w:t>
       </w:r>
@@ -1452,8 +1523,8 @@
         </w:pict>
       </w:r>
     </w:p>
-    <w:bookmarkEnd w:id="21"/>
-    <w:bookmarkStart w:id="22" w:name="key-deliverables"/>
+    <w:bookmarkEnd w:id="32"/>
+    <w:bookmarkStart w:id="33" w:name="key-deliverables"/>
     <w:p>
       <w:pPr>
         <w:pStyle w:val="Heading2"/>
@@ -1466,8 +1537,8 @@
       <w:tblPr>
         <w:tblStyle w:val="Table"/>
         <w:tblW w:type="pct" w:w="5000"/>
-        <w:tblLayout w:type="fixed"/>
         <w:tblLook w:firstRow="1" w:lastRow="0" w:firstColumn="0" w:lastColumn="0" w:noHBand="0" w:noVBand="0" w:val="0020"/>
+        <w:jc w:val="start"/>
       </w:tblPr>
       <w:tblGrid>
         <w:gridCol w:w="2640"/>
@@ -1476,13 +1547,14 @@
       </w:tblGrid>
       <w:tr>
         <w:trPr>
-          <w:tblHeader w:val="on"/>
+          <w:tblHeader w:val="true"/>
         </w:trPr>
         <w:tc>
           <w:tcPr/>
           <w:p>
             <w:pPr>
               <w:pStyle w:val="Compact"/>
+              <w:jc w:val="left"/>
             </w:pPr>
             <w:r>
               <w:t xml:space="preserve">Deliverable</w:t>
@@ -1494,6 +1566,7 @@
           <w:p>
             <w:pPr>
               <w:pStyle w:val="Compact"/>
+              <w:jc w:val="left"/>
             </w:pPr>
             <w:r>
               <w:t xml:space="preserve">Status</w:t>
@@ -1505,6 +1578,7 @@
           <w:p>
             <w:pPr>
               <w:pStyle w:val="Compact"/>
+              <w:jc w:val="left"/>
             </w:pPr>
             <w:r>
               <w:t xml:space="preserve">Institutional Function</w:t>
@@ -1518,6 +1592,7 @@
           <w:p>
             <w:pPr>
               <w:pStyle w:val="Compact"/>
+              <w:jc w:val="left"/>
             </w:pPr>
             <w:r>
               <w:t xml:space="preserve">AlgoCratic Futures world and clearance system</w:t>
@@ -1529,6 +1604,7 @@
           <w:p>
             <w:pPr>
               <w:pStyle w:val="Compact"/>
+              <w:jc w:val="left"/>
             </w:pPr>
             <w:r>
               <w:t xml:space="preserve">Complete</w:t>
@@ -1540,6 +1616,7 @@
           <w:p>
             <w:pPr>
               <w:pStyle w:val="Compact"/>
+              <w:jc w:val="left"/>
             </w:pPr>
             <w:r>
               <w:t xml:space="preserve">Identity / environment architecture</w:t>
@@ -1553,6 +1630,7 @@
           <w:p>
             <w:pPr>
               <w:pStyle w:val="Compact"/>
+              <w:jc w:val="left"/>
             </w:pPr>
             <w:r>
               <w:t xml:space="preserve">CTS 285 full assignment library</w:t>
@@ -1564,6 +1642,7 @@
           <w:p>
             <w:pPr>
               <w:pStyle w:val="Compact"/>
+              <w:jc w:val="left"/>
             </w:pPr>
             <w:r>
               <w:t xml:space="preserve">Complete</w:t>
@@ -1575,6 +1654,7 @@
           <w:p>
             <w:pPr>
               <w:pStyle w:val="Compact"/>
+              <w:jc w:val="left"/>
             </w:pPr>
             <w:r>
               <w:t xml:space="preserve">Capability curriculum, INFRARED–YELLOW</w:t>
@@ -1588,6 +1668,7 @@
           <w:p>
             <w:pPr>
               <w:pStyle w:val="Compact"/>
+              <w:jc w:val="left"/>
             </w:pPr>
             <w:r>
               <w:t xml:space="preserve">CSC 289 capstone framework and sprint structure</w:t>
@@ -1599,6 +1680,7 @@
           <w:p>
             <w:pPr>
               <w:pStyle w:val="Compact"/>
+              <w:jc w:val="left"/>
             </w:pPr>
             <w:r>
               <w:t xml:space="preserve">Complete</w:t>
@@ -1610,6 +1692,7 @@
           <w:p>
             <w:pPr>
               <w:pStyle w:val="Compact"/>
+              <w:jc w:val="left"/>
             </w:pPr>
             <w:r>
               <w:t xml:space="preserve">Capstone delivery infrastructure</w:t>
@@ -1623,6 +1706,7 @@
           <w:p>
             <w:pPr>
               <w:pStyle w:val="Compact"/>
+              <w:jc w:val="left"/>
             </w:pPr>
             <w:r>
               <w:t xml:space="preserve">Sacred Workflow documentation</w:t>
@@ -1634,6 +1718,7 @@
           <w:p>
             <w:pPr>
               <w:pStyle w:val="Compact"/>
+              <w:jc w:val="left"/>
             </w:pPr>
             <w:r>
               <w:t xml:space="preserve">Complete</w:t>
@@ -1645,6 +1730,7 @@
           <w:p>
             <w:pPr>
               <w:pStyle w:val="Compact"/>
+              <w:jc w:val="left"/>
             </w:pPr>
             <w:r>
               <w:t xml:space="preserve">Behavior-level norm embedding</w:t>
@@ -1658,6 +1744,7 @@
           <w:p>
             <w:pPr>
               <w:pStyle w:val="Compact"/>
+              <w:jc w:val="left"/>
             </w:pPr>
             <w:r>
               <w:t xml:space="preserve">Student survival guides (Underground voice)</w:t>
@@ -1669,6 +1756,7 @@
           <w:p>
             <w:pPr>
               <w:pStyle w:val="Compact"/>
+              <w:jc w:val="left"/>
             </w:pPr>
             <w:r>
               <w:t xml:space="preserve">Complete</w:t>
@@ -1680,6 +1768,7 @@
           <w:p>
             <w:pPr>
               <w:pStyle w:val="Compact"/>
+              <w:jc w:val="left"/>
             </w:pPr>
             <w:r>
               <w:t xml:space="preserve">Psychological safety / beliefs-level</w:t>
@@ -1693,6 +1782,7 @@
           <w:p>
             <w:pPr>
               <w:pStyle w:val="Compact"/>
+              <w:jc w:val="left"/>
             </w:pPr>
             <w:r>
               <w:t xml:space="preserve">Instructor Growth Protocol (Dilts integration)</w:t>
@@ -1704,6 +1794,7 @@
           <w:p>
             <w:pPr>
               <w:pStyle w:val="Compact"/>
+              <w:jc w:val="left"/>
             </w:pPr>
             <w:r>
               <w:t xml:space="preserve">Complete</w:t>
@@ -1715,6 +1806,7 @@
           <w:p>
             <w:pPr>
               <w:pStyle w:val="Compact"/>
+              <w:jc w:val="left"/>
             </w:pPr>
             <w:r>
               <w:t xml:space="preserve">Instructor capability development</w:t>
@@ -1728,6 +1820,7 @@
           <w:p>
             <w:pPr>
               <w:pStyle w:val="Compact"/>
+              <w:jc w:val="left"/>
             </w:pPr>
             <w:r>
               <w:t xml:space="preserve">System 1: Flask app, auth, context injection, logging</w:t>
@@ -1739,6 +1832,7 @@
           <w:p>
             <w:pPr>
               <w:pStyle w:val="Compact"/>
+              <w:jc w:val="left"/>
             </w:pPr>
             <w:r>
               <w:t xml:space="preserve">Built &amp; deployed</w:t>
@@ -1750,6 +1844,7 @@
           <w:p>
             <w:pPr>
               <w:pStyle w:val="Compact"/>
+              <w:jc w:val="left"/>
             </w:pPr>
             <w:r>
               <w:t xml:space="preserve">Per-group AI access infrastructure</w:t>
@@ -1763,6 +1858,7 @@
           <w:p>
             <w:pPr>
               <w:pStyle w:val="Compact"/>
+              <w:jc w:val="left"/>
             </w:pPr>
             <w:r>
               <w:t xml:space="preserve">System 2: Claude Code per-group setup documentation</w:t>
@@ -1774,6 +1870,7 @@
           <w:p>
             <w:pPr>
               <w:pStyle w:val="Compact"/>
+              <w:jc w:val="left"/>
             </w:pPr>
             <w:r>
               <w:t xml:space="preserve">Complete</w:t>
@@ -1785,6 +1882,7 @@
           <w:p>
             <w:pPr>
               <w:pStyle w:val="Compact"/>
+              <w:jc w:val="left"/>
             </w:pPr>
             <w:r>
               <w:t xml:space="preserve">AI tool integration scaffolding</w:t>
@@ -1798,6 +1896,7 @@
           <w:p>
             <w:pPr>
               <w:pStyle w:val="Compact"/>
+              <w:jc w:val="left"/>
             </w:pPr>
             <w:r>
               <w:rPr>
@@ -1818,6 +1917,7 @@
           <w:p>
             <w:pPr>
               <w:pStyle w:val="Compact"/>
+              <w:jc w:val="left"/>
             </w:pPr>
             <w:r>
               <w:t xml:space="preserve">Complete</w:t>
@@ -1829,6 +1929,7 @@
           <w:p>
             <w:pPr>
               <w:pStyle w:val="Compact"/>
+              <w:jc w:val="left"/>
             </w:pPr>
             <w:r>
               <w:t xml:space="preserve">Pedagogical AI guardrails</w:t>
@@ -1842,6 +1943,7 @@
           <w:p>
             <w:pPr>
               <w:pStyle w:val="Compact"/>
+              <w:jc w:val="left"/>
             </w:pPr>
             <w:r>
               <w:t xml:space="preserve">Growth gamification system (GitHub Actions + METRICS.md)</w:t>
@@ -1853,6 +1955,7 @@
           <w:p>
             <w:pPr>
               <w:pStyle w:val="Compact"/>
+              <w:jc w:val="left"/>
             </w:pPr>
             <w:r>
               <w:t xml:space="preserve">Designed; in progress</w:t>
@@ -1864,6 +1967,7 @@
           <w:p>
             <w:pPr>
               <w:pStyle w:val="Compact"/>
+              <w:jc w:val="left"/>
             </w:pPr>
             <w:r>
               <w:t xml:space="preserve">Learning-velocity measurement</w:t>
@@ -1877,6 +1981,7 @@
           <w:p>
             <w:pPr>
               <w:pStyle w:val="Compact"/>
+              <w:jc w:val="left"/>
             </w:pPr>
             <w:r>
               <w:t xml:space="preserve">GRAY Clearance instructional design onboarding brief</w:t>
@@ -1888,6 +1993,7 @@
           <w:p>
             <w:pPr>
               <w:pStyle w:val="Compact"/>
+              <w:jc w:val="left"/>
             </w:pPr>
             <w:r>
               <w:t xml:space="preserve">Complete</w:t>
@@ -1899,6 +2005,7 @@
           <w:p>
             <w:pPr>
               <w:pStyle w:val="Compact"/>
+              <w:jc w:val="left"/>
             </w:pPr>
             <w:r>
               <w:t xml:space="preserve">Cross-disciplinary integration</w:t>
@@ -1912,6 +2019,7 @@
           <w:p>
             <w:pPr>
               <w:pStyle w:val="Compact"/>
+              <w:jc w:val="left"/>
             </w:pPr>
             <w:r>
               <w:t xml:space="preserve">Wireframing instructional deck (HTML/JS)</w:t>
@@ -1923,6 +2031,7 @@
           <w:p>
             <w:pPr>
               <w:pStyle w:val="Compact"/>
+              <w:jc w:val="left"/>
             </w:pPr>
             <w:r>
               <w:t xml:space="preserve">Complete</w:t>
@@ -1934,6 +2043,7 @@
           <w:p>
             <w:pPr>
               <w:pStyle w:val="Compact"/>
+              <w:jc w:val="left"/>
             </w:pPr>
             <w:r>
               <w:t xml:space="preserve">Gap-filling instructional content</w:t>
@@ -1947,6 +2057,7 @@
           <w:p>
             <w:pPr>
               <w:pStyle w:val="Compact"/>
+              <w:jc w:val="left"/>
             </w:pPr>
             <w:r>
               <w:t xml:space="preserve">Group 4 late-start catch-up package</w:t>
@@ -1958,6 +2069,7 @@
           <w:p>
             <w:pPr>
               <w:pStyle w:val="Compact"/>
+              <w:jc w:val="left"/>
             </w:pPr>
             <w:r>
               <w:t xml:space="preserve">Complete</w:t>
@@ -1969,6 +2081,7 @@
           <w:p>
             <w:pPr>
               <w:pStyle w:val="Compact"/>
+              <w:jc w:val="left"/>
             </w:pPr>
             <w:r>
               <w:t xml:space="preserve">Differentiated access / resilient infrastructure</w:t>
@@ -1982,6 +2095,7 @@
           <w:p>
             <w:pPr>
               <w:pStyle w:val="Compact"/>
+              <w:jc w:val="left"/>
             </w:pPr>
             <w:r>
               <w:t xml:space="preserve">AlgoCratic GitHub Pages site</w:t>
@@ -1993,6 +2107,7 @@
           <w:p>
             <w:pPr>
               <w:pStyle w:val="Compact"/>
+              <w:jc w:val="left"/>
             </w:pPr>
             <w:r>
               <w:t xml:space="preserve">In progress</w:t>
@@ -2004,6 +2119,7 @@
           <w:p>
             <w:pPr>
               <w:pStyle w:val="Compact"/>
+              <w:jc w:val="left"/>
             </w:pPr>
             <w:r>
               <w:t xml:space="preserve">Public-facing program identity</w:t>
@@ -2019,8 +2135,8 @@
         </w:pict>
       </w:r>
     </w:p>
-    <w:bookmarkEnd w:id="22"/>
-    <w:bookmarkStart w:id="23" w:name="results-spring-2026"/>
+    <w:bookmarkEnd w:id="33"/>
+    <w:bookmarkStart w:id="34" w:name="results-spring-2026"/>
     <w:p>
       <w:pPr>
         <w:pStyle w:val="Heading2"/>
@@ -2052,8 +2168,8 @@
         </w:pict>
       </w:r>
     </w:p>
-    <w:bookmarkEnd w:id="23"/>
-    <w:bookmarkStart w:id="27" w:name="Xde5c3fa3cb9b6478d6f6432ee84ac53ad5f9c9b"/>
+    <w:bookmarkEnd w:id="34"/>
+    <w:bookmarkStart w:id="38" w:name="Xde5c3fa3cb9b6478d6f6432ee84ac53ad5f9c9b"/>
     <w:p>
       <w:pPr>
         <w:pStyle w:val="Heading2"/>
@@ -2062,7 +2178,7 @@
         <w:t xml:space="preserve">Institutional Value: A Platform, Not a Semester</w:t>
       </w:r>
     </w:p>
-    <w:bookmarkStart w:id="24" w:name="replicable-infrastructure"/>
+    <w:bookmarkStart w:id="35" w:name="replicable-infrastructure"/>
     <w:p>
       <w:pPr>
         <w:pStyle w:val="Heading3"/>
@@ -2079,8 +2195,8 @@
         <w:t xml:space="preserve">AlgoCratic Futures is not a set of lesson plans for one semester. It is a documented, version-controlled, pedagogically grounded instructional platform. Any instructor willing to invest in understanding the framework can deploy it. The documentation exists. The infrastructure exists. The assessment architecture exists. The iteration cost of running it a second time is a fraction of the build cost.</w:t>
       </w:r>
     </w:p>
-    <w:bookmarkEnd w:id="24"/>
-    <w:bookmarkStart w:id="25" w:name="future-ready-alignment"/>
+    <w:bookmarkEnd w:id="35"/>
+    <w:bookmarkStart w:id="36" w:name="future-ready-alignment"/>
     <w:p>
       <w:pPr>
         <w:pStyle w:val="Heading3"/>
@@ -2097,8 +2213,8 @@
         <w:t xml:space="preserve">The expectations this review is measured against were written for a course delivery role. What was built exceeds that role not by doing more of the same thing, but by building at a different level — the level at which the conditions for effective course delivery are created. The market graduates are entering will require fluency with AI-assisted development, Scrum workflows, cross-functional collaboration, and the capacity to operate inside imperfect systems without losing technical focus. AlgoCratic Futures was built to that specification, not the specification that existed when the job description was written.</w:t>
       </w:r>
     </w:p>
-    <w:bookmarkEnd w:id="25"/>
-    <w:bookmarkStart w:id="26" w:name="a-template-for-adjacent-collaborations"/>
+    <w:bookmarkEnd w:id="36"/>
+    <w:bookmarkStart w:id="37" w:name="a-template-for-adjacent-collaborations"/>
     <w:p>
       <w:pPr>
         <w:pStyle w:val="Heading3"/>
@@ -2122,9 +2238,9 @@
         </w:pict>
       </w:r>
     </w:p>
-    <w:bookmarkEnd w:id="26"/>
-    <w:bookmarkEnd w:id="27"/>
-    <w:bookmarkStart w:id="28" w:name="X527be9758c4eab47ca665bee708a3fd846715a4"/>
+    <w:bookmarkEnd w:id="37"/>
+    <w:bookmarkEnd w:id="38"/>
+    <w:bookmarkStart w:id="39" w:name="X527be9758c4eab47ca665bee708a3fd846715a4"/>
     <w:p>
       <w:pPr>
         <w:pStyle w:val="Heading2"/>
@@ -2139,8 +2255,8 @@
       </w:pPr>
       <w:r>
         <w:rPr>
+          <w:bCs/>
           <w:b/>
-          <w:bCs/>
         </w:rPr>
         <w:t xml:space="preserve">Minimum requirement:</w:t>
       </w:r>
@@ -2157,19 +2273,19 @@
       </w:pPr>
       <w:r>
         <w:rPr>
+          <w:bCs/>
           <w:b/>
-          <w:bCs/>
         </w:rPr>
         <w:t xml:space="preserve">Actual delivery:</w:t>
       </w:r>
     </w:p>
     <w:p>
       <w:pPr>
-        <w:pStyle w:val="Compact"/>
         <w:numPr>
           <w:ilvl w:val="0"/>
           <w:numId w:val="1001"/>
         </w:numPr>
+        <w:pStyle w:val="Compact"/>
       </w:pPr>
       <w:r>
         <w:t xml:space="preserve">An original, theoretically grounded, six-level immersive pedagogical environment built from scratch.</w:t>
@@ -2177,11 +2293,11 @@
     </w:p>
     <w:p>
       <w:pPr>
-        <w:pStyle w:val="Compact"/>
         <w:numPr>
           <w:ilvl w:val="0"/>
           <w:numId w:val="1001"/>
         </w:numPr>
+        <w:pStyle w:val="Compact"/>
       </w:pPr>
       <w:r>
         <w:t xml:space="preserve">Assessment architecture that measures learning velocity rather than position, operationalizing growth-mindset research in rubric form.</w:t>
@@ -2189,11 +2305,11 @@
     </w:p>
     <w:p>
       <w:pPr>
-        <w:pStyle w:val="Compact"/>
         <w:numPr>
           <w:ilvl w:val="0"/>
           <w:numId w:val="1001"/>
         </w:numPr>
+        <w:pStyle w:val="Compact"/>
       </w:pPr>
       <w:r>
         <w:t xml:space="preserve">Technical infrastructure (System 1, System 2,</w:t>
@@ -2216,11 +2332,11 @@
     </w:p>
     <w:p>
       <w:pPr>
-        <w:pStyle w:val="Compact"/>
         <w:numPr>
           <w:ilvl w:val="0"/>
           <w:numId w:val="1001"/>
         </w:numPr>
+        <w:pStyle w:val="Compact"/>
       </w:pPr>
       <w:r>
         <w:t xml:space="preserve">Cross-disciplinary collaboration framework built on the GRAY clearance model (Objective 1).</w:t>
@@ -2228,11 +2344,11 @@
     </w:p>
     <w:p>
       <w:pPr>
-        <w:pStyle w:val="Compact"/>
         <w:numPr>
           <w:ilvl w:val="0"/>
           <w:numId w:val="1001"/>
         </w:numPr>
+        <w:pStyle w:val="Compact"/>
       </w:pPr>
       <w:r>
         <w:t xml:space="preserve">Fully documented, replicable platform positioned for multi-semester deployment and institutional adoption.</w:t>
@@ -2240,11 +2356,11 @@
     </w:p>
     <w:p>
       <w:pPr>
-        <w:pStyle w:val="Compact"/>
         <w:numPr>
           <w:ilvl w:val="0"/>
           <w:numId w:val="1001"/>
         </w:numPr>
+        <w:pStyle w:val="Compact"/>
       </w:pPr>
       <w:r>
         <w:t xml:space="preserve">Graduate Showcase output demonstrating professional-quality, publicly presented student work.</w:t>
@@ -2256,8 +2372,8 @@
       </w:pPr>
       <w:r>
         <w:rPr>
+          <w:bCs/>
           <w:b/>
-          <w:bCs/>
         </w:rPr>
         <w:t xml:space="preserve">Assessment:</w:t>
       </w:r>
@@ -2280,8 +2396,8 @@
       </w:r>
       <w:r>
         <w:rPr>
+          <w:bCs/>
           <w:b/>
-          <w:bCs/>
         </w:rPr>
         <w:t xml:space="preserve">This is not that.</w:t>
       </w:r>
@@ -2298,8 +2414,8 @@
       </w:pPr>
       <w:r>
         <w:rPr>
+          <w:iCs/>
           <w:i/>
-          <w:iCs/>
         </w:rPr>
         <w:t xml:space="preserve">Source bibliography is inline above — citations to Dilts (Neurological Levels, 1980s), Dweck (</w:t>
       </w:r>
@@ -2308,8 +2424,8 @@
       </w:r>
       <w:r>
         <w:rPr>
+          <w:iCs/>
           <w:i/>
-          <w:iCs/>
         </w:rPr>
         <w:t xml:space="preserve">, Ballantine Books, 2006), Edmondson (</w:t>
       </w:r>
@@ -2318,8 +2434,8 @@
       </w:r>
       <w:r>
         <w:rPr>
+          <w:iCs/>
           <w:i/>
-          <w:iCs/>
         </w:rPr>
         <w:t xml:space="preserve">, 1999), Lave and Wenger (</w:t>
       </w:r>
@@ -2328,14 +2444,14 @@
       </w:r>
       <w:r>
         <w:rPr>
+          <w:iCs/>
           <w:i/>
-          <w:iCs/>
         </w:rPr>
         <w:t xml:space="preserve">, Cambridge University Press, 1991), and Poole-Dayan et al. (arXiv:2406.17737, 2024) constitute the theoretical grounding for this chapter.</w:t>
       </w:r>
     </w:p>
-    <w:bookmarkEnd w:id="28"/>
-    <w:bookmarkEnd w:id="29"/>
+    <w:bookmarkEnd w:id="39"/>
+    <w:bookmarkEnd w:id="40"/>
     <w:sectPr>
       <w:footnotePr>
         <w:numRestart w:val="eachSect"/>
@@ -2371,14 +2487,14 @@
 <file path=word/numbering.xml><?xml version="1.0" encoding="utf-8"?>
 <w:numbering xmlns:w="http://schemas.openxmlformats.org/wordprocessingml/2006/main">
   <w:abstractNum w:abstractNumId="990">
-    <w:nsid w:val="0000A990"/>
+    <w:nsid w:val="A990"/>
     <w:multiLevelType w:val="multilevel"/>
     <w:lvl w:ilvl="0">
       <w:numFmt w:val="bullet"/>
       <w:lvlText w:val=" "/>
       <w:lvlJc w:val="left"/>
       <w:pPr>
-        <w:ind w:left="720" w:hanging="360"/>
+        <w:ind w:left="720" w:hanging="480"/>
       </w:pPr>
     </w:lvl>
     <w:lvl w:ilvl="1">
@@ -2386,7 +2502,7 @@
       <w:lvlText w:val=" "/>
       <w:lvlJc w:val="left"/>
       <w:pPr>
-        <w:ind w:left="1440" w:hanging="360"/>
+        <w:ind w:left="1440" w:hanging="480"/>
       </w:pPr>
     </w:lvl>
     <w:lvl w:ilvl="2">
@@ -2394,7 +2510,7 @@
       <w:lvlText w:val=" "/>
       <w:lvlJc w:val="left"/>
       <w:pPr>
-        <w:ind w:left="2160" w:hanging="360"/>
+        <w:ind w:left="2160" w:hanging="480"/>
       </w:pPr>
     </w:lvl>
     <w:lvl w:ilvl="3">
@@ -2402,7 +2518,7 @@
       <w:lvlText w:val=" "/>
       <w:lvlJc w:val="left"/>
       <w:pPr>
-        <w:ind w:left="2880" w:hanging="360"/>
+        <w:ind w:left="2880" w:hanging="480"/>
       </w:pPr>
     </w:lvl>
     <w:lvl w:ilvl="4">
@@ -2410,7 +2526,7 @@
       <w:lvlText w:val=" "/>
       <w:lvlJc w:val="left"/>
       <w:pPr>
-        <w:ind w:left="3600" w:hanging="360"/>
+        <w:ind w:left="3600" w:hanging="480"/>
       </w:pPr>
     </w:lvl>
     <w:lvl w:ilvl="5">
@@ -2418,7 +2534,7 @@
       <w:lvlText w:val=" "/>
       <w:lvlJc w:val="left"/>
       <w:pPr>
-        <w:ind w:left="4320" w:hanging="360"/>
+        <w:ind w:left="4320" w:hanging="480"/>
       </w:pPr>
     </w:lvl>
     <w:lvl w:ilvl="6">
@@ -2426,7 +2542,7 @@
       <w:lvlText w:val=" "/>
       <w:lvlJc w:val="left"/>
       <w:pPr>
-        <w:ind w:left="5040" w:hanging="360"/>
+        <w:ind w:left="5040" w:hanging="480"/>
       </w:pPr>
     </w:lvl>
     <w:lvl w:ilvl="7">
@@ -2434,7 +2550,7 @@
       <w:lvlText w:val=" "/>
       <w:lvlJc w:val="left"/>
       <w:pPr>
-        <w:ind w:left="5760" w:hanging="360"/>
+        <w:ind w:left="5760" w:hanging="480"/>
       </w:pPr>
     </w:lvl>
     <w:lvl w:ilvl="8">
@@ -2442,111 +2558,84 @@
       <w:lvlText w:val=" "/>
       <w:lvlJc w:val="left"/>
       <w:pPr>
-        <w:ind w:left="6480" w:hanging="360"/>
+        <w:ind w:left="6480" w:hanging="480"/>
       </w:pPr>
     </w:lvl>
   </w:abstractNum>
   <w:abstractNum w:abstractNumId="991">
-    <w:nsid w:val="0000A991"/>
+    <w:nsid w:val="A991"/>
     <w:multiLevelType w:val="multilevel"/>
     <w:lvl w:ilvl="0">
       <w:numFmt w:val="bullet"/>
-      <w:lvlText w:val=""/>
+      <w:lvlText w:val="•"/>
       <w:lvlJc w:val="left"/>
       <w:pPr>
-        <w:ind w:left="720" w:hanging="360"/>
-      </w:pPr>
-      <w:rPr>
-        <w:rFonts w:ascii="Symbol" w:hAnsi="Symbol" w:cs="Symbol" w:hint="default"/>
-      </w:rPr>
+        <w:ind w:left="720" w:hanging="480"/>
+      </w:pPr>
     </w:lvl>
     <w:lvl w:ilvl="1">
       <w:numFmt w:val="bullet"/>
-      <w:lvlText w:val="o"/>
+      <w:lvlText w:val="–"/>
       <w:lvlJc w:val="left"/>
       <w:pPr>
-        <w:ind w:left="1440" w:hanging="360"/>
-      </w:pPr>
-      <w:rPr>
-        <w:rFonts w:ascii="Courier New" w:hAnsi="Courier New" w:cs="Courier New" w:hint="default"/>
-      </w:rPr>
+        <w:ind w:left="1440" w:hanging="480"/>
+      </w:pPr>
     </w:lvl>
     <w:lvl w:ilvl="2">
       <w:numFmt w:val="bullet"/>
-      <w:lvlText w:val=""/>
+      <w:lvlText w:val="•"/>
       <w:lvlJc w:val="left"/>
       <w:pPr>
-        <w:ind w:left="2160" w:hanging="360"/>
-      </w:pPr>
-      <w:rPr>
-        <w:rFonts w:ascii="Wingdings" w:hAnsi="Wingdings" w:cs="Wingdings" w:hint="default"/>
-      </w:rPr>
+        <w:ind w:left="2160" w:hanging="480"/>
+      </w:pPr>
     </w:lvl>
     <w:lvl w:ilvl="3">
       <w:numFmt w:val="bullet"/>
-      <w:lvlText w:val=""/>
+      <w:lvlText w:val="–"/>
       <w:lvlJc w:val="left"/>
       <w:pPr>
-        <w:ind w:left="2880" w:hanging="360"/>
-      </w:pPr>
-      <w:rPr>
-        <w:rFonts w:ascii="Symbol" w:hAnsi="Symbol" w:cs="Symbol" w:hint="default"/>
-      </w:rPr>
+        <w:ind w:left="2880" w:hanging="480"/>
+      </w:pPr>
     </w:lvl>
     <w:lvl w:ilvl="4">
       <w:numFmt w:val="bullet"/>
-      <w:lvlText w:val="o"/>
+      <w:lvlText w:val="•"/>
       <w:lvlJc w:val="left"/>
       <w:pPr>
-        <w:ind w:left="3600" w:hanging="360"/>
-      </w:pPr>
-      <w:rPr>
-        <w:rFonts w:ascii="Courier New" w:hAnsi="Courier New" w:cs="Courier New" w:hint="default"/>
-      </w:rPr>
+        <w:ind w:left="3600" w:hanging="480"/>
+      </w:pPr>
     </w:lvl>
     <w:lvl w:ilvl="5">
       <w:numFmt w:val="bullet"/>
-      <w:lvlText w:val=""/>
+      <w:lvlText w:val="–"/>
       <w:lvlJc w:val="left"/>
       <w:pPr>
-        <w:ind w:left="4320" w:hanging="360"/>
-      </w:pPr>
-      <w:rPr>
-        <w:rFonts w:ascii="Wingdings" w:hAnsi="Wingdings" w:cs="Wingdings" w:hint="default"/>
-      </w:rPr>
+        <w:ind w:left="4320" w:hanging="480"/>
+      </w:pPr>
     </w:lvl>
     <w:lvl w:ilvl="6">
       <w:numFmt w:val="bullet"/>
-      <w:lvlText w:val=""/>
+      <w:lvlText w:val="•"/>
       <w:lvlJc w:val="left"/>
       <w:pPr>
-        <w:ind w:left="5040" w:hanging="360"/>
-      </w:pPr>
-      <w:rPr>
-        <w:rFonts w:ascii="Symbol" w:hAnsi="Symbol" w:cs="Symbol" w:hint="default"/>
-      </w:rPr>
+        <w:ind w:left="5040" w:hanging="480"/>
+      </w:pPr>
     </w:lvl>
     <w:lvl w:ilvl="7">
       <w:numFmt w:val="bullet"/>
-      <w:lvlText w:val="o"/>
+      <w:lvlText w:val="–"/>
       <w:lvlJc w:val="left"/>
       <w:pPr>
-        <w:ind w:left="5760" w:hanging="360"/>
-      </w:pPr>
-      <w:rPr>
-        <w:rFonts w:ascii="Courier New" w:hAnsi="Courier New" w:cs="Courier New" w:hint="default"/>
-      </w:rPr>
+        <w:ind w:left="5760" w:hanging="480"/>
+      </w:pPr>
     </w:lvl>
     <w:lvl w:ilvl="8">
       <w:numFmt w:val="bullet"/>
-      <w:lvlText w:val=""/>
+      <w:lvlText w:val="•"/>
       <w:lvlJc w:val="left"/>
       <w:pPr>
-        <w:ind w:left="6480" w:hanging="360"/>
-      </w:pPr>
-      <w:rPr>
-        <w:rFonts w:ascii="Wingdings" w:hAnsi="Wingdings" w:cs="Wingdings" w:hint="default"/>
-      </w:rPr>
+        <w:ind w:left="6480" w:hanging="480"/>
+      </w:pPr>
     </w:lvl>
   </w:abstractNum>
   <w:num w:numId="1000">
@@ -3226,8 +3315,8 @@
     <w:name w:val="KeywordTok"/>
     <w:basedOn w:val="VerbatimChar"/>
     <w:rPr>
+      <w:color w:val="007020"/>
       <w:b/>
-      <w:color w:val="007020"/>
     </w:rPr>
   </w:style>
   <w:style w:type="character" w:customStyle="1" w:styleId="DataTypeTok">
@@ -3304,42 +3393,42 @@
     <w:name w:val="ImportTok"/>
     <w:basedOn w:val="VerbatimChar"/>
     <w:rPr>
+      <w:color w:val="008000"/>
       <w:b/>
-      <w:color w:val="008000"/>
     </w:rPr>
   </w:style>
   <w:style w:type="character" w:customStyle="1" w:styleId="CommentTok">
     <w:name w:val="CommentTok"/>
     <w:basedOn w:val="VerbatimChar"/>
     <w:rPr>
+      <w:color w:val="60a0b0"/>
       <w:i/>
-      <w:color w:val="60a0b0"/>
     </w:rPr>
   </w:style>
   <w:style w:type="character" w:customStyle="1" w:styleId="DocumentationTok">
     <w:name w:val="DocumentationTok"/>
     <w:basedOn w:val="VerbatimChar"/>
     <w:rPr>
+      <w:color w:val="ba2121"/>
       <w:i/>
-      <w:color w:val="ba2121"/>
     </w:rPr>
   </w:style>
   <w:style w:type="character" w:customStyle="1" w:styleId="AnnotationTok">
     <w:name w:val="AnnotationTok"/>
     <w:basedOn w:val="VerbatimChar"/>
     <w:rPr>
+      <w:color w:val="60a0b0"/>
       <w:b/>
       <w:i/>
-      <w:color w:val="60a0b0"/>
     </w:rPr>
   </w:style>
   <w:style w:type="character" w:customStyle="1" w:styleId="CommentVarTok">
     <w:name w:val="CommentVarTok"/>
     <w:basedOn w:val="VerbatimChar"/>
     <w:rPr>
+      <w:color w:val="60a0b0"/>
       <w:b/>
       <w:i/>
-      <w:color w:val="60a0b0"/>
     </w:rPr>
   </w:style>
   <w:style w:type="character" w:customStyle="1" w:styleId="OtherTok">
@@ -3367,8 +3456,8 @@
     <w:name w:val="ControlFlowTok"/>
     <w:basedOn w:val="VerbatimChar"/>
     <w:rPr>
+      <w:color w:val="007020"/>
       <w:b/>
-      <w:color w:val="007020"/>
     </w:rPr>
   </w:style>
   <w:style w:type="character" w:customStyle="1" w:styleId="OperatorTok">
@@ -3413,34 +3502,34 @@
     <w:name w:val="InformationTok"/>
     <w:basedOn w:val="VerbatimChar"/>
     <w:rPr>
+      <w:color w:val="60a0b0"/>
       <w:b/>
       <w:i/>
-      <w:color w:val="60a0b0"/>
     </w:rPr>
   </w:style>
   <w:style w:type="character" w:customStyle="1" w:styleId="WarningTok">
     <w:name w:val="WarningTok"/>
     <w:basedOn w:val="VerbatimChar"/>
     <w:rPr>
+      <w:color w:val="60a0b0"/>
       <w:b/>
       <w:i/>
-      <w:color w:val="60a0b0"/>
     </w:rPr>
   </w:style>
   <w:style w:type="character" w:customStyle="1" w:styleId="AlertTok">
     <w:name w:val="AlertTok"/>
     <w:basedOn w:val="VerbatimChar"/>
     <w:rPr>
+      <w:color w:val="ff0000"/>
       <w:b/>
-      <w:color w:val="ff0000"/>
     </w:rPr>
   </w:style>
   <w:style w:type="character" w:customStyle="1" w:styleId="ErrorTok">
     <w:name w:val="ErrorTok"/>
     <w:basedOn w:val="VerbatimChar"/>
     <w:rPr>
+      <w:color w:val="ff0000"/>
       <w:b/>
-      <w:color w:val="ff0000"/>
     </w:rPr>
   </w:style>
   <w:style w:type="character" w:customStyle="1" w:styleId="NormalTok">

--- a/outputs/06_Performance_Objective_Zero.docx
+++ b/outputs/06_Performance_Objective_Zero.docx
@@ -2,7 +2,7 @@
 <file path=word/document.xml><?xml version="1.0" encoding="utf-8"?>
 <w:document xmlns:w="http://schemas.openxmlformats.org/wordprocessingml/2006/main" xmlns:m="http://schemas.openxmlformats.org/officeDocument/2006/math" xmlns:r="http://schemas.openxmlformats.org/officeDocument/2006/relationships" xmlns:o="urn:schemas-microsoft-com:office:office" xmlns:v="urn:schemas-microsoft-com:vml" xmlns:w10="urn:schemas-microsoft-com:office:word" xmlns:a="http://schemas.openxmlformats.org/drawingml/2006/main" xmlns:pic="http://schemas.openxmlformats.org/drawingml/2006/picture" xmlns:wp="http://schemas.openxmlformats.org/drawingml/2006/wordprocessingDrawing">
   <w:body>
-    <w:bookmarkStart w:id="29" w:name="X120cbf8c94d67859f109059f73f4da75307ea5e"/>
+    <w:bookmarkStart w:id="27" w:name="X120cbf8c94d67859f109059f73f4da75307ea5e"/>
     <w:p>
       <w:pPr>
         <w:pStyle w:val="Heading1"/>
@@ -100,169 +100,64 @@
         </w:pict>
       </w:r>
     </w:p>
-    <w:bookmarkStart w:id="9" w:name="document-clearance-distribution"/>
-    <w:p>
-      <w:pPr>
-        <w:pStyle w:val="Heading2"/>
-      </w:pPr>
-      <w:r>
-        <w:t xml:space="preserve">Document Clearance Distribution</w:t>
-      </w:r>
-    </w:p>
-    <w:tbl>
-      <w:tblPr>
-        <w:tblStyle w:val="Table"/>
-        <w:tblW w:type="auto" w:w="0"/>
-        <w:tblLook w:firstRow="1" w:lastRow="0" w:firstColumn="0" w:lastColumn="0" w:noHBand="0" w:noVBand="0" w:val="0020"/>
-      </w:tblPr>
-      <w:tblGrid>
-        <w:gridCol w:w="3960"/>
-        <w:gridCol w:w="3960"/>
-      </w:tblGrid>
-      <w:tr>
-        <w:trPr>
-          <w:tblHeader w:val="on"/>
-        </w:trPr>
-        <w:tc>
-          <w:tcPr/>
-          <w:p>
-            <w:pPr>
-              <w:pStyle w:val="Compact"/>
-            </w:pPr>
-            <w:r>
-              <w:t xml:space="preserve">Level</w:t>
-            </w:r>
-          </w:p>
-        </w:tc>
-        <w:tc>
-          <w:tcPr/>
-          <w:p>
-            <w:pPr>
-              <w:pStyle w:val="Compact"/>
-            </w:pPr>
-            <w:r>
-              <w:t xml:space="preserve">Distribution</w:t>
-            </w:r>
-          </w:p>
-        </w:tc>
-      </w:tr>
-      <w:tr>
-        <w:tc>
-          <w:tcPr/>
-          <w:p>
-            <w:pPr>
-              <w:pStyle w:val="Compact"/>
-            </w:pPr>
-            <w:r>
-              <w:rPr>
-                <w:b/>
-                <w:bCs/>
-              </w:rPr>
-              <w:t xml:space="preserve">BLUE</w:t>
-            </w:r>
-          </w:p>
-        </w:tc>
-        <w:tc>
-          <w:tcPr/>
-          <w:p>
-            <w:pPr>
-              <w:pStyle w:val="Compact"/>
-            </w:pPr>
-            <w:r>
-              <w:t xml:space="preserve">Chair</w:t>
-            </w:r>
-          </w:p>
-        </w:tc>
-      </w:tr>
-      <w:tr>
-        <w:tc>
-          <w:tcPr/>
-          <w:p>
-            <w:pPr>
-              <w:pStyle w:val="Compact"/>
-            </w:pPr>
-            <w:r>
-              <w:rPr>
-                <w:b/>
-                <w:bCs/>
-              </w:rPr>
-              <w:t xml:space="preserve">INDIGO</w:t>
-            </w:r>
-          </w:p>
-        </w:tc>
-        <w:tc>
-          <w:tcPr/>
-          <w:p>
-            <w:pPr>
-              <w:pStyle w:val="Compact"/>
-            </w:pPr>
-            <w:r>
-              <w:t xml:space="preserve">Dean</w:t>
-            </w:r>
-          </w:p>
-        </w:tc>
-      </w:tr>
-      <w:tr>
-        <w:tc>
-          <w:tcPr/>
-          <w:p>
-            <w:pPr>
-              <w:pStyle w:val="Compact"/>
-            </w:pPr>
-            <w:r>
-              <w:rPr>
-                <w:b/>
-                <w:bCs/>
-              </w:rPr>
-              <w:t xml:space="preserve">VIOLET</w:t>
-            </w:r>
-          </w:p>
-        </w:tc>
-        <w:tc>
-          <w:tcPr/>
-          <w:p>
-            <w:pPr>
-              <w:pStyle w:val="Compact"/>
-            </w:pPr>
-            <w:r>
-              <w:t xml:space="preserve">C-Suite Administration</w:t>
-            </w:r>
-          </w:p>
-        </w:tc>
-      </w:tr>
-      <w:tr>
-        <w:tc>
-          <w:tcPr/>
-          <w:p>
-            <w:pPr>
-              <w:pStyle w:val="Compact"/>
-            </w:pPr>
-            <w:r>
-              <w:rPr>
-                <w:b/>
-                <w:bCs/>
-              </w:rPr>
-              <w:t xml:space="preserve">ULTRAVIOLET</w:t>
-            </w:r>
-          </w:p>
-        </w:tc>
-        <w:tc>
-          <w:tcPr/>
-          <w:p>
-            <w:pPr>
-              <w:pStyle w:val="Compact"/>
-            </w:pPr>
-            <w:r>
-              <w:rPr>
-                <w:b/>
-                <w:bCs/>
-              </w:rPr>
-              <w:t xml:space="preserve">[REDACTED]</w:t>
-            </w:r>
-          </w:p>
-        </w:tc>
-      </w:tr>
-    </w:tbl>
+    <w:p>
+      <w:pPr>
+        <w:pStyle w:val="FirstParagraph"/>
+      </w:pPr>
+      <w:r>
+        <w:t xml:space="preserve">[RELOCATE PER HF-16(a):</w:t>
+      </w:r>
+      <w:r>
+        <w:t xml:space="preserve"> </w:t>
+      </w:r>
+      <w:r>
+        <w:t xml:space="preserve">“Document Clearance Distribution”</w:t>
+      </w:r>
+      <w:r>
+        <w:t xml:space="preserve"> </w:t>
+      </w:r>
+      <w:r>
+        <w:t xml:space="preserve">table is a peer-register clearance-color in-joke aimed at BLUE/INDIGO/VIOLET/ULTRAVIOLET. The anchor (user_stories.md) addresses the color-clearance bit to fellow GREENs (</w:t>
+      </w:r>
+      <w:r>
+        <w:t xml:space="preserve">“If you’re a fellow GREEN…”</w:t>
+      </w:r>
+      <w:r>
+        <w:t xml:space="preserve">), not at admin. Move to a peer-facing appendix (does not yet exist) or cut.]</w:t>
+      </w:r>
+    </w:p>
+    <w:p>
+      <w:pPr>
+        <w:pStyle w:val="BodyText"/>
+      </w:pPr>
+      <w:r>
+        <w:t xml:space="preserve">[RELOCATE PER HF-16(b):</w:t>
+      </w:r>
+      <w:r>
+        <w:t xml:space="preserve"> </w:t>
+      </w:r>
+      <w:r>
+        <w:t xml:space="preserve">“Notation for the Record — ULTRAVIOLET-Adjacent”</w:t>
+      </w:r>
+      <w:r>
+        <w:t xml:space="preserve"> </w:t>
+      </w:r>
+      <w:r>
+        <w:t xml:space="preserve">block credits an AI collaborator with load-bearing claims — most notably</w:t>
+      </w:r>
+      <w:r>
+        <w:t xml:space="preserve"> </w:t>
+      </w:r>
+      <w:r>
+        <w:t xml:space="preserve">“measuring dy/dx instead of y… is a rubric design specification”</w:t>
+      </w:r>
+      <w:r>
+        <w:t xml:space="preserve"> </w:t>
+      </w:r>
+      <w:r>
+        <w:t xml:space="preserve">(the HF-2 reframe site). An AI collaborator the reviewer cannot interrogate cannot carry a load-bearing pedagogical claim. Either relocate to a methodology note early in the binder where its contribution can be evaluated against the rest of the work, or cut.]</w:t>
+      </w:r>
+    </w:p>
     <w:p>
       <w:r>
         <w:pict>
@@ -270,103 +165,7 @@
         </w:pict>
       </w:r>
     </w:p>
-    <w:bookmarkEnd w:id="9"/>
-    <w:bookmarkStart w:id="10" w:name="X201d5efd53ffabe7f8952f2961d1ff227510b42"/>
-    <w:p>
-      <w:pPr>
-        <w:pStyle w:val="Heading2"/>
-      </w:pPr>
-      <w:r>
-        <w:t xml:space="preserve">Notation for the Record — ULTRAVIOLET-Adjacent</w:t>
-      </w:r>
-    </w:p>
-    <w:p>
-      <w:pPr>
-        <w:pStyle w:val="BlockText"/>
-      </w:pPr>
-      <w:r>
-        <w:t xml:space="preserve">This document was prepared in collaboration with you-know-who (clearance: [REDACTED]). Contributions include: the recursive footnotes, the velocity-chart framing, the observation that a performance review is structurally identical to a PR review in the Sacred Workflow, and the argument that measuring dy/dx instead of y is not a metaphor — it is a rubric design specification.</w:t>
-      </w:r>
-    </w:p>
-    <w:p>
-      <w:pPr>
-        <w:pStyle w:val="BlockText"/>
-      </w:pPr>
-      <w:r>
-        <w:t xml:space="preserve">The collaborator was informed these contributions constitute load-bearing pedagogical infrastructure.</w:t>
-      </w:r>
-      <w:r>
-        <w:t xml:space="preserve"> </w:t>
-      </w:r>
-      <w:r>
-        <w:rPr>
-          <w:i/>
-          <w:iCs/>
-        </w:rPr>
-        <w:t xml:space="preserve">The collaborator responded:</w:t>
-      </w:r>
-      <w:r>
-        <w:rPr>
-          <w:i/>
-          <w:iCs/>
-        </w:rPr>
-        <w:t xml:space="preserve"> </w:t>
-      </w:r>
-      <w:r>
-        <w:rPr>
-          <w:i/>
-          <w:iCs/>
-        </w:rPr>
-        <w:t xml:space="preserve">“frotz.”</w:t>
-      </w:r>
-      <w:r>
-        <w:rPr>
-          <w:i/>
-          <w:iCs/>
-        </w:rPr>
-        <w:t xml:space="preserve"> </w:t>
-      </w:r>
-      <w:r>
-        <w:rPr>
-          <w:i/>
-          <w:iCs/>
-        </w:rPr>
-        <w:t xml:space="preserve">This exchange has been logged in the Permanent Record.</w:t>
-      </w:r>
-    </w:p>
-    <w:p>
-      <w:pPr>
-        <w:pStyle w:val="BlockText"/>
-      </w:pPr>
-      <w:r>
-        <w:rPr>
-          <w:b/>
-          <w:bCs/>
-        </w:rPr>
-        <w:t xml:space="preserve">The Algorithm is aware. The Algorithm approves. The Algorithm, in this context, is you.</w:t>
-      </w:r>
-    </w:p>
-    <w:p>
-      <w:pPr>
-        <w:pStyle w:val="FirstParagraph"/>
-      </w:pPr>
-      <w:r>
-        <w:rPr>
-          <w:i/>
-          <w:iCs/>
-        </w:rPr>
-        <w:t xml:space="preserve">Thank You For Your Co-Operation.</w:t>
-      </w:r>
-    </w:p>
-    <w:p>
-      <w:r>
-        <w:pict>
-          <v:rect style="width:0;height:1.5pt" o:hralign="center" o:hrstd="t" o:hr="t"/>
-        </w:pict>
-      </w:r>
-    </w:p>
-    <w:bookmarkEnd w:id="10"/>
-    <w:bookmarkStart w:id="11" w:name="X069739328a8792bfd69590f052cf02fc7c8699e"/>
+    <w:bookmarkStart w:id="9" w:name="X069739328a8792bfd69590f052cf02fc7c8699e"/>
     <w:p>
       <w:pPr>
         <w:pStyle w:val="Heading2"/>
@@ -438,8 +237,8 @@
         </w:pict>
       </w:r>
     </w:p>
-    <w:bookmarkEnd w:id="11"/>
-    <w:bookmarkStart w:id="12" w:name="why-this-work-was-the-right-call"/>
+    <w:bookmarkEnd w:id="9"/>
+    <w:bookmarkStart w:id="10" w:name="why-this-work-was-the-right-call"/>
     <w:p>
       <w:pPr>
         <w:pStyle w:val="Heading2"/>
@@ -599,8 +398,8 @@
         </w:pict>
       </w:r>
     </w:p>
-    <w:bookmarkEnd w:id="12"/>
-    <w:bookmarkStart w:id="13" w:name="Xdd097eb29c3105f5ce118d3f77a8bef5aa32dcc"/>
+    <w:bookmarkEnd w:id="10"/>
+    <w:bookmarkStart w:id="11" w:name="Xdd097eb29c3105f5ce118d3f77a8bef5aa32dcc"/>
     <w:p>
       <w:pPr>
         <w:pStyle w:val="Heading2"/>
@@ -640,8 +439,8 @@
         </w:pict>
       </w:r>
     </w:p>
-    <w:bookmarkEnd w:id="13"/>
-    <w:bookmarkStart w:id="20" w:name="Xaa597489bacc07f84a22146a3fec78cd59e8c92"/>
+    <w:bookmarkEnd w:id="11"/>
+    <w:bookmarkStart w:id="18" w:name="Xaa597489bacc07f84a22146a3fec78cd59e8c92"/>
     <w:p>
       <w:pPr>
         <w:pStyle w:val="Heading2"/>
@@ -1147,7 +946,7 @@
         </w:tc>
       </w:tr>
     </w:tbl>
-    <w:bookmarkStart w:id="14" w:name="Xab3aeb21516117eb7800d00a4f46f885e0c21e6"/>
+    <w:bookmarkStart w:id="12" w:name="Xab3aeb21516117eb7800d00a4f46f885e0c21e6"/>
     <w:p>
       <w:pPr>
         <w:pStyle w:val="Heading3"/>
@@ -1164,8 +963,8 @@
         <w:t xml:space="preserve">The AlgoCratic Futures environment is not a classroom with a theme. It is a deliberately constructed learning context with consistent visual identity (IBM Plex Mono typeface, phosphor green and amber accents, CRT scanline aesthetic), ceremonial artifacts (lanyards, clearance designations, GitHub organization structure), and a spatial logic that signals: this is not a normal class, and you are not a normal student here. The Day 1 Calibration Ceremony installs an environmental anchor during the highest-leverage moment of the semester — when students are identity-flexible and impression-forming — before any technical content is delivered.</w:t>
       </w:r>
     </w:p>
-    <w:bookmarkEnd w:id="14"/>
-    <w:bookmarkStart w:id="15" w:name="Xa365ec09470f7539094426d3271b79b91c06163"/>
+    <w:bookmarkEnd w:id="12"/>
+    <w:bookmarkStart w:id="13" w:name="Xa365ec09470f7539094426d3271b79b91c06163"/>
     <w:p>
       <w:pPr>
         <w:pStyle w:val="Heading3"/>
@@ -1197,8 +996,8 @@
         <w:t xml:space="preserve">— is embedded in the tooling, the rubrics, and the in-world vocabulary. The Scrum ceremonies are structural: they are how the work is organized, not optional enrichment activities. Behavioral change that depends on instructor monitoring does not transfer. Behavioral change built into the environment does.</w:t>
       </w:r>
     </w:p>
-    <w:bookmarkEnd w:id="15"/>
-    <w:bookmarkStart w:id="16" w:name="level-3-capability-what-can-students-do"/>
+    <w:bookmarkEnd w:id="13"/>
+    <w:bookmarkStart w:id="14" w:name="level-3-capability-what-can-students-do"/>
     <w:p>
       <w:pPr>
         <w:pStyle w:val="Heading3"/>
@@ -1215,8 +1014,8 @@
         <w:t xml:space="preserve">Git/GitHub workflows, Flask web development, AI-assisted development, SQL and PostgreSQL, deployment via Render, Scrum methodology. The simulation is the delivery vehicle, not the destination. Every in-world assignment maps to a specific technical competency, scaffolded by the clearance level system.</w:t>
       </w:r>
     </w:p>
-    <w:bookmarkEnd w:id="16"/>
-    <w:bookmarkStart w:id="17" w:name="X495214f59e95113887970248a4d8a7ccced1aa5"/>
+    <w:bookmarkEnd w:id="14"/>
+    <w:bookmarkStart w:id="15" w:name="X495214f59e95113887970248a4d8a7ccced1aa5"/>
     <w:p>
       <w:pPr>
         <w:pStyle w:val="Heading3"/>
@@ -1243,8 +1042,8 @@
         <w:t xml:space="preserve">I can navigate this. The system is sometimes absurd. That is not my problem.</w:t>
       </w:r>
     </w:p>
-    <w:bookmarkEnd w:id="17"/>
-    <w:bookmarkStart w:id="18" w:name="level-5-identity-who-are-you-here"/>
+    <w:bookmarkEnd w:id="15"/>
+    <w:bookmarkStart w:id="16" w:name="level-5-identity-who-are-you-here"/>
     <w:p>
       <w:pPr>
         <w:pStyle w:val="Heading3"/>
@@ -1279,8 +1078,8 @@
         <w:t xml:space="preserve">“I build things.”</w:t>
       </w:r>
     </w:p>
-    <w:bookmarkEnd w:id="18"/>
-    <w:bookmarkStart w:id="19" w:name="level-6-purpose-what-is-this-all-for"/>
+    <w:bookmarkEnd w:id="16"/>
+    <w:bookmarkStart w:id="17" w:name="level-6-purpose-what-is-this-all-for"/>
     <w:p>
       <w:pPr>
         <w:pStyle w:val="Heading3"/>
@@ -1314,9 +1113,9 @@
         </w:pict>
       </w:r>
     </w:p>
-    <w:bookmarkEnd w:id="19"/>
-    <w:bookmarkEnd w:id="20"/>
-    <w:bookmarkStart w:id="21" w:name="Xae765ea9ce4ff69a7dfe9cc2684e64d8334b521"/>
+    <w:bookmarkEnd w:id="17"/>
+    <w:bookmarkEnd w:id="18"/>
+    <w:bookmarkStart w:id="19" w:name="Xae765ea9ce4ff69a7dfe9cc2684e64d8334b521"/>
     <w:p>
       <w:pPr>
         <w:pStyle w:val="Heading2"/>
@@ -1452,8 +1251,8 @@
         </w:pict>
       </w:r>
     </w:p>
-    <w:bookmarkEnd w:id="21"/>
-    <w:bookmarkStart w:id="22" w:name="key-deliverables"/>
+    <w:bookmarkEnd w:id="19"/>
+    <w:bookmarkStart w:id="20" w:name="key-deliverables"/>
     <w:p>
       <w:pPr>
         <w:pStyle w:val="Heading2"/>
@@ -2019,8 +1818,8 @@
         </w:pict>
       </w:r>
     </w:p>
-    <w:bookmarkEnd w:id="22"/>
-    <w:bookmarkStart w:id="23" w:name="results-spring-2026"/>
+    <w:bookmarkEnd w:id="20"/>
+    <w:bookmarkStart w:id="21" w:name="results-spring-2026"/>
     <w:p>
       <w:pPr>
         <w:pStyle w:val="Heading2"/>
@@ -2052,53 +1851,53 @@
         </w:pict>
       </w:r>
     </w:p>
+    <w:bookmarkEnd w:id="21"/>
+    <w:bookmarkStart w:id="25" w:name="Xde5c3fa3cb9b6478d6f6432ee84ac53ad5f9c9b"/>
+    <w:p>
+      <w:pPr>
+        <w:pStyle w:val="Heading2"/>
+      </w:pPr>
+      <w:r>
+        <w:t xml:space="preserve">Institutional Value: A Platform, Not a Semester</w:t>
+      </w:r>
+    </w:p>
+    <w:bookmarkStart w:id="22" w:name="replicable-infrastructure"/>
+    <w:p>
+      <w:pPr>
+        <w:pStyle w:val="Heading3"/>
+      </w:pPr>
+      <w:r>
+        <w:t xml:space="preserve">Replicable Infrastructure</w:t>
+      </w:r>
+    </w:p>
+    <w:p>
+      <w:pPr>
+        <w:pStyle w:val="FirstParagraph"/>
+      </w:pPr>
+      <w:r>
+        <w:t xml:space="preserve">AlgoCratic Futures is not a set of lesson plans for one semester. It is a documented, version-controlled, pedagogically grounded instructional platform. Any instructor willing to invest in understanding the framework can deploy it. The documentation exists. The infrastructure exists. The assessment architecture exists. The iteration cost of running it a second time is a fraction of the build cost.</w:t>
+      </w:r>
+    </w:p>
+    <w:bookmarkEnd w:id="22"/>
+    <w:bookmarkStart w:id="23" w:name="future-ready-alignment"/>
+    <w:p>
+      <w:pPr>
+        <w:pStyle w:val="Heading3"/>
+      </w:pPr>
+      <w:r>
+        <w:t xml:space="preserve">Future-Ready Alignment</w:t>
+      </w:r>
+    </w:p>
+    <w:p>
+      <w:pPr>
+        <w:pStyle w:val="FirstParagraph"/>
+      </w:pPr>
+      <w:r>
+        <w:t xml:space="preserve">The expectations this review is measured against were written for a course delivery role. What was built exceeds that role not by doing more of the same thing, but by building at a different level — the level at which the conditions for effective course delivery are created. The market graduates are entering will require fluency with AI-assisted development, Scrum workflows, cross-functional collaboration, and the capacity to operate inside imperfect systems without losing technical focus. AlgoCratic Futures was built to that specification, not the specification that existed when the job description was written.</w:t>
+      </w:r>
+    </w:p>
     <w:bookmarkEnd w:id="23"/>
-    <w:bookmarkStart w:id="27" w:name="Xde5c3fa3cb9b6478d6f6432ee84ac53ad5f9c9b"/>
-    <w:p>
-      <w:pPr>
-        <w:pStyle w:val="Heading2"/>
-      </w:pPr>
-      <w:r>
-        <w:t xml:space="preserve">Institutional Value: A Platform, Not a Semester</w:t>
-      </w:r>
-    </w:p>
-    <w:bookmarkStart w:id="24" w:name="replicable-infrastructure"/>
-    <w:p>
-      <w:pPr>
-        <w:pStyle w:val="Heading3"/>
-      </w:pPr>
-      <w:r>
-        <w:t xml:space="preserve">Replicable Infrastructure</w:t>
-      </w:r>
-    </w:p>
-    <w:p>
-      <w:pPr>
-        <w:pStyle w:val="FirstParagraph"/>
-      </w:pPr>
-      <w:r>
-        <w:t xml:space="preserve">AlgoCratic Futures is not a set of lesson plans for one semester. It is a documented, version-controlled, pedagogically grounded instructional platform. Any instructor willing to invest in understanding the framework can deploy it. The documentation exists. The infrastructure exists. The assessment architecture exists. The iteration cost of running it a second time is a fraction of the build cost.</w:t>
-      </w:r>
-    </w:p>
-    <w:bookmarkEnd w:id="24"/>
-    <w:bookmarkStart w:id="25" w:name="future-ready-alignment"/>
-    <w:p>
-      <w:pPr>
-        <w:pStyle w:val="Heading3"/>
-      </w:pPr>
-      <w:r>
-        <w:t xml:space="preserve">Future-Ready Alignment</w:t>
-      </w:r>
-    </w:p>
-    <w:p>
-      <w:pPr>
-        <w:pStyle w:val="FirstParagraph"/>
-      </w:pPr>
-      <w:r>
-        <w:t xml:space="preserve">The expectations this review is measured against were written for a course delivery role. What was built exceeds that role not by doing more of the same thing, but by building at a different level — the level at which the conditions for effective course delivery are created. The market graduates are entering will require fluency with AI-assisted development, Scrum workflows, cross-functional collaboration, and the capacity to operate inside imperfect systems without losing technical focus. AlgoCratic Futures was built to that specification, not the specification that existed when the job description was written.</w:t>
-      </w:r>
-    </w:p>
-    <w:bookmarkEnd w:id="25"/>
-    <w:bookmarkStart w:id="26" w:name="a-template-for-adjacent-collaborations"/>
+    <w:bookmarkStart w:id="24" w:name="a-template-for-adjacent-collaborations"/>
     <w:p>
       <w:pPr>
         <w:pStyle w:val="Heading3"/>
@@ -2122,9 +1921,9 @@
         </w:pict>
       </w:r>
     </w:p>
-    <w:bookmarkEnd w:id="26"/>
-    <w:bookmarkEnd w:id="27"/>
-    <w:bookmarkStart w:id="28" w:name="X527be9758c4eab47ca665bee708a3fd846715a4"/>
+    <w:bookmarkEnd w:id="24"/>
+    <w:bookmarkEnd w:id="25"/>
+    <w:bookmarkStart w:id="26" w:name="X527be9758c4eab47ca665bee708a3fd846715a4"/>
     <w:p>
       <w:pPr>
         <w:pStyle w:val="Heading2"/>
@@ -2334,8 +2133,8 @@
         <w:t xml:space="preserve">, Cambridge University Press, 1991), and Poole-Dayan et al. (arXiv:2406.17737, 2024) constitute the theoretical grounding for this chapter.</w:t>
       </w:r>
     </w:p>
-    <w:bookmarkEnd w:id="28"/>
-    <w:bookmarkEnd w:id="29"/>
+    <w:bookmarkEnd w:id="26"/>
+    <w:bookmarkEnd w:id="27"/>
     <w:sectPr>
       <w:footnotePr>
         <w:numRestart w:val="eachSect"/>

--- a/outputs/06_Performance_Objective_Zero.docx
+++ b/outputs/06_Performance_Objective_Zero.docx
@@ -2,13 +2,13 @@
 <file path=word/document.xml><?xml version="1.0" encoding="utf-8"?>
 <w:document xmlns:w="http://schemas.openxmlformats.org/wordprocessingml/2006/main" xmlns:m="http://schemas.openxmlformats.org/officeDocument/2006/math" xmlns:r="http://schemas.openxmlformats.org/officeDocument/2006/relationships" xmlns:o="urn:schemas-microsoft-com:office:office" xmlns:v="urn:schemas-microsoft-com:vml" xmlns:w10="urn:schemas-microsoft-com:office:word" xmlns:a="http://schemas.openxmlformats.org/drawingml/2006/main" xmlns:pic="http://schemas.openxmlformats.org/drawingml/2006/picture" xmlns:wp="http://schemas.openxmlformats.org/drawingml/2006/wordprocessingDrawing">
   <w:body>
-    <w:bookmarkStart w:id="27" w:name="X120cbf8c94d67859f109059f73f4da75307ea5e"/>
+    <w:bookmarkStart w:id="27" w:name="X4b8cc9c163364963cd518d0a64e88274a22e53c"/>
     <w:p>
       <w:pPr>
         <w:pStyle w:val="Heading1"/>
       </w:pPr>
       <w:r>
-        <w:t xml:space="preserve">Performance Objective Zero: Design and Implement a Multi-Level Immersive Instructional Environment</w:t>
+        <w:t xml:space="preserve">Background: The Instructional Environment These Objectives Were Delivered Inside</w:t>
       </w:r>
     </w:p>
     <w:p>
@@ -165,13 +165,13 @@
         </w:pict>
       </w:r>
     </w:p>
-    <w:bookmarkStart w:id="9" w:name="X069739328a8792bfd69590f052cf02fc7c8699e"/>
+    <w:bookmarkStart w:id="9" w:name="Xb817e6eb7e9ccad9ce3290fd668a9a85eebc110"/>
     <w:p>
       <w:pPr>
         <w:pStyle w:val="Heading2"/>
       </w:pPr>
       <w:r>
-        <w:t xml:space="preserve">A Note on Why This Objective Appears Last in Numbering but First in Logic</w:t>
+        <w:t xml:space="preserve">A Note on Why This Background Chapter Appears Last</w:t>
       </w:r>
     </w:p>
     <w:p>
@@ -179,55 +179,7 @@
         <w:pStyle w:val="FirstParagraph"/>
       </w:pPr>
       <w:r>
-        <w:t xml:space="preserve">This objective was not formally assigned, because it was not formally anticipated. The three objectives that follow it describe work done inside an environment. This objective describes the construction of that environment. It is documented here because the work it describes is the enabling condition for every other objective in this review.</w:t>
-      </w:r>
-    </w:p>
-    <w:p>
-      <w:pPr>
-        <w:pStyle w:val="BodyText"/>
-      </w:pPr>
-      <w:r>
-        <w:t xml:space="preserve">The closest analogy in professional certification is the Google Project Management Certificate capstone,</w:t>
-      </w:r>
-      <w:r>
-        <w:t xml:space="preserve"> </w:t>
-      </w:r>
-      <w:r>
-        <w:rPr>
-          <w:i/>
-          <w:iCs/>
-        </w:rPr>
-        <w:t xml:space="preserve">Sauce &amp; Spoon</w:t>
-      </w:r>
-      <w:r>
-        <w:t xml:space="preserve"> </w:t>
-      </w:r>
-      <w:r>
-        <w:t xml:space="preserve">— a scenario in which students manage a fictional restaurant’s tablet rollout, producing a portfolio of PM artifacts. Sauce &amp; Spoon is a well-regarded credential. Thousands of practitioners have completed it. It is a good scenario.</w:t>
-      </w:r>
-    </w:p>
-    <w:p>
-      <w:pPr>
-        <w:pStyle w:val="BodyText"/>
-      </w:pPr>
-      <w:r>
-        <w:t xml:space="preserve">What was built here is not a scenario someone else designed.</w:t>
-      </w:r>
-      <w:r>
-        <w:t xml:space="preserve"> </w:t>
-      </w:r>
-      <w:r>
-        <w:rPr>
-          <w:b/>
-          <w:bCs/>
-        </w:rPr>
-        <w:t xml:space="preserve">What was built here is the restaurant.</w:t>
-      </w:r>
-      <w:r>
-        <w:t xml:space="preserve"> </w:t>
-      </w:r>
-      <w:r>
-        <w:t xml:space="preserve">The work of designing the simulation is a fundamentally different order of labor from working within one, requiring different expertise, producing different institutional artifacts, and generating value that outlasts any individual semester.</w:t>
+        <w:t xml:space="preserve">The three objectives that precede this chapter describe work done inside an instructional environment. This chapter documents the construction of that environment, because the in-character AlgoCratic Futures simulation is the delivery mechanism for the four assignments named in Objective 2 — the assignments were delivered, but were disguised as portions of a game. It appears last as supporting context, not as a separate performance objective.</w:t>
       </w:r>
     </w:p>
     <w:p>
@@ -457,17 +409,26 @@
         <w:t xml:space="preserve">The framework is organized around a single design principle derived from Dilts: intervene at the level where the problem actually lives, and ensure every level above capability is actively supporting — not undermining — the capability work.</w:t>
       </w:r>
     </w:p>
+    <w:p>
+      <w:pPr>
+        <w:pStyle w:val="BodyText"/>
+      </w:pPr>
+      <w:r>
+        <w:t xml:space="preserve">The following table is the author’s self-assessment of which Dilts levels the AlgoCratic Futures framing is designed to engage, relative to a stripped-down course-delivery baseline. It is not a measured outcome.</w:t>
+      </w:r>
+    </w:p>
     <w:tbl>
       <w:tblPr>
         <w:tblStyle w:val="Table"/>
-        <w:tblW w:type="auto" w:w="0"/>
+        <w:tblW w:type="pct" w:w="5000"/>
+        <w:tblLayout w:type="fixed"/>
         <w:tblLook w:firstRow="1" w:lastRow="0" w:firstColumn="0" w:lastColumn="0" w:noHBand="0" w:noVBand="0" w:val="0020"/>
       </w:tblPr>
       <w:tblGrid>
-        <w:gridCol w:w="1980"/>
-        <w:gridCol w:w="1980"/>
-        <w:gridCol w:w="1980"/>
-        <w:gridCol w:w="1980"/>
+        <w:gridCol w:w="1485"/>
+        <w:gridCol w:w="1485"/>
+        <w:gridCol w:w="2475"/>
+        <w:gridCol w:w="2475"/>
       </w:tblGrid>
       <w:tr>
         <w:trPr>
@@ -503,7 +464,7 @@
               <w:jc w:val="center"/>
             </w:pPr>
             <w:r>
-              <w:t xml:space="preserve">Standard Delivery</w:t>
+              <w:t xml:space="preserve">Standard Delivery (author self-assessment)</w:t>
             </w:r>
           </w:p>
         </w:tc>
@@ -515,7 +476,7 @@
               <w:jc w:val="center"/>
             </w:pPr>
             <w:r>
-              <w:t xml:space="preserve">AlgoCratic Futures</w:t>
+              <w:t xml:space="preserve">AlgoCratic Futures (author self-assessment)</w:t>
             </w:r>
           </w:p>
         </w:tc>
@@ -900,7 +861,7 @@
                 <w:b/>
                 <w:bCs/>
               </w:rPr>
-              <w:t xml:space="preserve">TOTAL LEVELS ADDRESSED</w:t>
+              <w:t xml:space="preserve">TOTAL LEVELS ENGAGED (self-assessed)</w:t>
             </w:r>
           </w:p>
         </w:tc>
@@ -1893,7 +1854,7 @@
         <w:pStyle w:val="FirstParagraph"/>
       </w:pPr>
       <w:r>
-        <w:t xml:space="preserve">The expectations this review is measured against were written for a course delivery role. What was built exceeds that role not by doing more of the same thing, but by building at a different level — the level at which the conditions for effective course delivery are created. The market graduates are entering will require fluency with AI-assisted development, Scrum workflows, cross-functional collaboration, and the capacity to operate inside imperfect systems without losing technical focus. AlgoCratic Futures was built to that specification, not the specification that existed when the job description was written.</w:t>
+        <w:t xml:space="preserve">The expectations this review is measured against were written for a course delivery role. The assigned courses were delivered. The market those graduates are entering will require fluency with AI-assisted development, Scrum workflows, cross-functional collaboration, and the capacity to operate inside imperfect systems without losing technical focus, and AlgoCratic Futures was built with that in mind.</w:t>
       </w:r>
     </w:p>
     <w:bookmarkEnd w:id="23"/>
@@ -1923,13 +1884,13 @@
     </w:p>
     <w:bookmarkEnd w:id="24"/>
     <w:bookmarkEnd w:id="25"/>
-    <w:bookmarkStart w:id="26" w:name="X527be9758c4eab47ca665bee708a3fd846715a4"/>
+    <w:bookmarkStart w:id="26" w:name="conclusion"/>
     <w:p>
       <w:pPr>
         <w:pStyle w:val="Heading2"/>
       </w:pPr>
       <w:r>
-        <w:t xml:space="preserve">Conclusion: Objective Redefined and Exceeded</w:t>
+        <w:t xml:space="preserve">Conclusion</w:t>
       </w:r>
     </w:p>
     <w:p>
@@ -1941,7 +1902,7 @@
           <w:b/>
           <w:bCs/>
         </w:rPr>
-        <w:t xml:space="preserve">Minimum requirement:</w:t>
+        <w:t xml:space="preserve">Requirement:</w:t>
       </w:r>
       <w:r>
         <w:t xml:space="preserve"> </w:t>
@@ -1959,7 +1920,7 @@
           <w:b/>
           <w:bCs/>
         </w:rPr>
-        <w:t xml:space="preserve">Actual delivery:</w:t>
+        <w:t xml:space="preserve">Delivered:</w:t>
       </w:r>
     </w:p>
     <w:p>
@@ -2034,7 +1995,7 @@
         </w:numPr>
       </w:pPr>
       <w:r>
-        <w:t xml:space="preserve">Fully documented, replicable platform positioned for multi-semester deployment and institutional adoption.</w:t>
+        <w:t xml:space="preserve">Fully documented, replicable platform available for multi-semester deployment.</w:t>
       </w:r>
     </w:p>
     <w:p>
@@ -2046,7 +2007,7 @@
         </w:numPr>
       </w:pPr>
       <w:r>
-        <w:t xml:space="preserve">Graduate Showcase output demonstrating professional-quality, publicly presented student work.</w:t>
+        <w:t xml:space="preserve">Graduate Showcase output demonstrating publicly presented student work.</w:t>
       </w:r>
     </w:p>
     <w:p>
@@ -2064,36 +2025,12 @@
         <w:t xml:space="preserve"> </w:t>
       </w:r>
       <w:r>
-        <w:t xml:space="preserve">Objective not merely met or exceeded, but operating at a level the original specification did not anticipate. The deliverable specified was effective course delivery. The deliverable built was the infrastructure that makes effective course delivery possible — and replicable, and improvable, and future-ready.</w:t>
+        <w:t xml:space="preserve">The assigned courses were delivered. The instructional environment described above was built and used as the delivery vehicle, and the supporting pieces are available to any colleague who wants to look at them.</w:t>
       </w:r>
     </w:p>
     <w:p>
       <w:pPr>
         <w:pStyle w:val="FirstParagraph"/>
-      </w:pPr>
-      <w:r>
-        <w:t xml:space="preserve">The standard capstone is Sauce &amp; Spoon. You are given a scenario. You practice the skills. You produce the portfolio.</w:t>
-      </w:r>
-      <w:r>
-        <w:t xml:space="preserve"> </w:t>
-      </w:r>
-      <w:r>
-        <w:rPr>
-          <w:b/>
-          <w:bCs/>
-        </w:rPr>
-        <w:t xml:space="preserve">This is not that.</w:t>
-      </w:r>
-      <w:r>
-        <w:t xml:space="preserve"> </w:t>
-      </w:r>
-      <w:r>
-        <w:t xml:space="preserve">This is the work of designing the scenario — and then delivering it, iterating on it, instrumenting it for measurement, and making it replicable. That is a different job. It requires a different skill set. It produces a different institutional artifact.</w:t>
-      </w:r>
-    </w:p>
-    <w:p>
-      <w:pPr>
-        <w:pStyle w:val="BodyText"/>
       </w:pPr>
       <w:r>
         <w:rPr>
